--- a/t08_s5.docx
+++ b/t08_s5.docx
@@ -3,2168 +3,1698 @@
 <w:document xmlns:wpc="http://schemas.microsoft.com/office/word/2010/wordprocessingCanvas" xmlns:mo="http://schemas.microsoft.com/office/mac/office/2008/main" xmlns:mc="http://schemas.openxmlformats.org/markup-compatibility/2006" xmlns:mv="urn:schemas-microsoft-com:mac:vml" xmlns:o="urn:schemas-microsoft-com:office:office" xmlns:r="http://schemas.openxmlformats.org/officeDocument/2006/relationships" xmlns:m="http://schemas.openxmlformats.org/officeDocument/2006/math" xmlns:v="urn:schemas-microsoft-com:vml" xmlns:wp14="http://schemas.microsoft.com/office/word/2010/wordprocessingDrawing" xmlns:wp="http://schemas.openxmlformats.org/drawingml/2006/wordprocessingDrawing" xmlns:w10="urn:schemas-microsoft-com:office:word" xmlns:w="http://schemas.openxmlformats.org/wordprocessingml/2006/main" xmlns:w14="http://schemas.microsoft.com/office/word/2010/wordml" xmlns:wpg="http://schemas.microsoft.com/office/word/2010/wordprocessingGroup" xmlns:wpi="http://schemas.microsoft.com/office/word/2010/wordprocessingInk" xmlns:wne="http://schemas.microsoft.com/office/word/2006/wordml" xmlns:wps="http://schemas.microsoft.com/office/word/2010/wordprocessingShape" mc:Ignorable="w14 wp14">
   <w:body>
     <w:p>
-      <w:pPr>
-        <w:spacing w:after="20" w:before="120"/>
-      </w:pPr>
-      <w:r>
-        <w:rPr>
-          <w:b/>
-          <w:sz w:val="22"/>
-        </w:rPr>
-        <w:t>Question: If Monday is coded as 1 and Sunday as 7, which day is coded as 4?</w:t>
-      </w:r>
-    </w:p>
-    <w:p>
-      <w:pPr>
-        <w:spacing w:after="0" w:before="0"/>
-      </w:pPr>
-      <w:r>
-        <w:rPr>
-          <w:b w:val="0"/>
-          <w:sz w:val="22"/>
-        </w:rPr>
-        <w:t>(a) Friday</w:t>
-      </w:r>
-    </w:p>
-    <w:p>
-      <w:pPr>
-        <w:spacing w:after="0" w:before="0"/>
-      </w:pPr>
-      <w:r>
-        <w:rPr>
-          <w:b w:val="0"/>
-          <w:sz w:val="22"/>
-        </w:rPr>
-        <w:t>(b) Wednesday</w:t>
-      </w:r>
-    </w:p>
-    <w:p>
-      <w:pPr>
-        <w:spacing w:after="0" w:before="0"/>
-      </w:pPr>
-      <w:r>
-        <w:rPr>
-          <w:b w:val="0"/>
-          <w:sz w:val="22"/>
-        </w:rPr>
-        <w:t>(c) Tuesday</w:t>
-      </w:r>
-    </w:p>
-    <w:p>
-      <w:pPr>
-        <w:spacing w:after="0" w:before="0"/>
-      </w:pPr>
-      <w:r>
-        <w:rPr>
-          <w:b w:val="0"/>
-          <w:sz w:val="22"/>
-        </w:rPr>
-        <w:t>(d) Thursday</w:t>
-      </w:r>
-    </w:p>
-    <w:p>
-      <w:pPr>
-        <w:spacing w:after="0" w:before="40"/>
-      </w:pPr>
-      <w:r>
-        <w:rPr>
-          <w:b/>
-          <w:sz w:val="22"/>
-        </w:rPr>
-        <w:t>Answer: b</w:t>
-      </w:r>
-    </w:p>
-    <w:p>
-      <w:pPr>
-        <w:spacing w:after="0" w:before="0"/>
-      </w:pPr>
-      <w:r>
-        <w:rPr>
-          <w:b w:val="0"/>
-          <w:sz w:val="21"/>
-        </w:rPr>
-        <w:t>Solution: With Monday=1, Tuesday=2, Wednesday=3, Thursday=4.</w:t>
-      </w:r>
-    </w:p>
-    <w:p>
-      <w:pPr>
-        <w:spacing w:after="0" w:before="0"/>
-      </w:pPr>
-      <w:r>
-        <w:rPr>
-          <w:b w:val="0"/>
-          <w:sz w:val="20"/>
-        </w:rPr>
-        <w:t>Positive Marks: 1</w:t>
-      </w:r>
-    </w:p>
-    <w:p>
-      <w:pPr>
-        <w:spacing w:after="160" w:before="0"/>
-      </w:pPr>
-      <w:r>
-        <w:rPr>
-          <w:b w:val="0"/>
-          <w:sz w:val="20"/>
-        </w:rPr>
-        <w:t>Negative Marks: 0.25</w:t>
-      </w:r>
-    </w:p>
-    <w:p>
-      <w:pPr>
-        <w:spacing w:after="20" w:before="120"/>
-      </w:pPr>
-      <w:r>
-        <w:rPr>
-          <w:b/>
-          <w:sz w:val="22"/>
-        </w:rPr>
-        <w:t>Question: In a row of 30 students, Ravi is 12th from the left. What is his position from the right?</w:t>
-      </w:r>
-    </w:p>
-    <w:p>
-      <w:pPr>
-        <w:spacing w:after="0" w:before="0"/>
-      </w:pPr>
-      <w:r>
-        <w:rPr>
-          <w:b w:val="0"/>
-          <w:sz w:val="22"/>
-        </w:rPr>
-        <w:t>(a) 18th</w:t>
-      </w:r>
-    </w:p>
-    <w:p>
-      <w:pPr>
-        <w:spacing w:after="0" w:before="0"/>
-      </w:pPr>
-      <w:r>
-        <w:rPr>
-          <w:b w:val="0"/>
-          <w:sz w:val="22"/>
-        </w:rPr>
-        <w:t>(b) 20th</w:t>
-      </w:r>
-    </w:p>
-    <w:p>
-      <w:pPr>
-        <w:spacing w:after="0" w:before="0"/>
-      </w:pPr>
-      <w:r>
-        <w:rPr>
-          <w:b w:val="0"/>
-          <w:sz w:val="22"/>
-        </w:rPr>
-        <w:t>(c) 17th</w:t>
-      </w:r>
-    </w:p>
-    <w:p>
-      <w:pPr>
-        <w:spacing w:after="0" w:before="0"/>
-      </w:pPr>
-      <w:r>
-        <w:rPr>
-          <w:b w:val="0"/>
-          <w:sz w:val="22"/>
-        </w:rPr>
-        <w:t>(d) 19th</w:t>
-      </w:r>
-    </w:p>
-    <w:p>
-      <w:pPr>
-        <w:spacing w:after="0" w:before="40"/>
-      </w:pPr>
-      <w:r>
-        <w:rPr>
-          <w:b/>
-          <w:sz w:val="22"/>
-        </w:rPr>
-        <w:t>Answer: d</w:t>
-      </w:r>
-    </w:p>
-    <w:p>
-      <w:pPr>
-        <w:spacing w:after="0" w:before="0"/>
-      </w:pPr>
-      <w:r>
-        <w:rPr>
-          <w:b w:val="0"/>
-          <w:sz w:val="21"/>
-        </w:rPr>
-        <w:t>Solution: Position from right = total − position from left + 1 = 30 − 12 + 1 = 19.</w:t>
-      </w:r>
-    </w:p>
-    <w:p>
-      <w:pPr>
-        <w:spacing w:after="0" w:before="0"/>
-      </w:pPr>
-      <w:r>
-        <w:rPr>
-          <w:b w:val="0"/>
-          <w:sz w:val="20"/>
-        </w:rPr>
-        <w:t>Positive Marks: 1</w:t>
-      </w:r>
-    </w:p>
-    <w:p>
-      <w:pPr>
-        <w:spacing w:after="160" w:before="0"/>
-      </w:pPr>
-      <w:r>
-        <w:rPr>
-          <w:b w:val="0"/>
-          <w:sz w:val="20"/>
-        </w:rPr>
-        <w:t>Negative Marks: 0.25</w:t>
-      </w:r>
-    </w:p>
-    <w:p>
-      <w:pPr>
-        <w:spacing w:after="20" w:before="120"/>
-      </w:pPr>
-      <w:r>
-        <w:rPr>
-          <w:b/>
-          <w:sz w:val="22"/>
-        </w:rPr>
-        <w:t>Question: 'WHO' stands for:</w:t>
-      </w:r>
-    </w:p>
-    <w:p>
-      <w:pPr>
-        <w:spacing w:after="0" w:before="0"/>
-      </w:pPr>
-      <w:r>
-        <w:rPr>
-          <w:b w:val="0"/>
-          <w:sz w:val="22"/>
-        </w:rPr>
-        <w:t>(a) World Health Organisation</w:t>
-      </w:r>
-    </w:p>
-    <w:p>
-      <w:pPr>
-        <w:spacing w:after="0" w:before="0"/>
-      </w:pPr>
-      <w:r>
-        <w:rPr>
-          <w:b w:val="0"/>
-          <w:sz w:val="22"/>
-        </w:rPr>
-        <w:t>(b) World Hygiene Organisation</w:t>
-      </w:r>
-    </w:p>
-    <w:p>
-      <w:pPr>
-        <w:spacing w:after="0" w:before="0"/>
-      </w:pPr>
-      <w:r>
-        <w:rPr>
-          <w:b w:val="0"/>
-          <w:sz w:val="22"/>
-        </w:rPr>
-        <w:t>(c) World Health Office</w:t>
-      </w:r>
-    </w:p>
-    <w:p>
-      <w:pPr>
-        <w:spacing w:after="0" w:before="0"/>
-      </w:pPr>
-      <w:r>
-        <w:rPr>
-          <w:b w:val="0"/>
-          <w:sz w:val="22"/>
-        </w:rPr>
-        <w:t>(d) World Hospital Organisation</w:t>
-      </w:r>
-    </w:p>
-    <w:p>
-      <w:pPr>
-        <w:spacing w:after="0" w:before="40"/>
-      </w:pPr>
-      <w:r>
-        <w:rPr>
-          <w:b/>
-          <w:sz w:val="22"/>
-        </w:rPr>
-        <w:t>Answer: a</w:t>
-      </w:r>
-    </w:p>
-    <w:p>
-      <w:pPr>
-        <w:spacing w:after="0" w:before="0"/>
-      </w:pPr>
-      <w:r>
-        <w:rPr>
-          <w:b w:val="0"/>
-          <w:sz w:val="21"/>
-        </w:rPr>
-        <w:t>Solution: WHO is the World Health Organisation, the UN agency for public health.</w:t>
-      </w:r>
-    </w:p>
-    <w:p>
-      <w:pPr>
-        <w:spacing w:after="0" w:before="0"/>
-      </w:pPr>
-      <w:r>
-        <w:rPr>
-          <w:b w:val="0"/>
-          <w:sz w:val="20"/>
-        </w:rPr>
-        <w:t>Positive Marks: 1</w:t>
-      </w:r>
-    </w:p>
-    <w:p>
-      <w:pPr>
-        <w:spacing w:after="160" w:before="0"/>
-      </w:pPr>
-      <w:r>
-        <w:rPr>
-          <w:b w:val="0"/>
-          <w:sz w:val="20"/>
-        </w:rPr>
-        <w:t>Negative Marks: 0.25</w:t>
-      </w:r>
-    </w:p>
-    <w:p>
-      <w:pPr>
-        <w:spacing w:after="20" w:before="120"/>
-      </w:pPr>
-      <w:r>
-        <w:rPr>
-          <w:b/>
-          <w:sz w:val="22"/>
-        </w:rPr>
-        <w:t>Question: The Kaziranga National Park, famous for the one-horned rhinoceros, is in:</w:t>
-      </w:r>
-    </w:p>
-    <w:p>
-      <w:pPr>
-        <w:spacing w:after="0" w:before="0"/>
-      </w:pPr>
-      <w:r>
-        <w:rPr>
-          <w:b w:val="0"/>
-          <w:sz w:val="22"/>
-        </w:rPr>
-        <w:t>(a) Assam</w:t>
-      </w:r>
-    </w:p>
-    <w:p>
-      <w:pPr>
-        <w:spacing w:after="0" w:before="0"/>
-      </w:pPr>
-      <w:r>
-        <w:rPr>
-          <w:b w:val="0"/>
-          <w:sz w:val="22"/>
-        </w:rPr>
-        <w:t>(b) Odisha</w:t>
-      </w:r>
-    </w:p>
-    <w:p>
-      <w:pPr>
-        <w:spacing w:after="0" w:before="0"/>
-      </w:pPr>
-      <w:r>
-        <w:rPr>
-          <w:b w:val="0"/>
-          <w:sz w:val="22"/>
-        </w:rPr>
-        <w:t>(c) Madhya Pradesh</w:t>
-      </w:r>
-    </w:p>
-    <w:p>
-      <w:pPr>
-        <w:spacing w:after="0" w:before="0"/>
-      </w:pPr>
-      <w:r>
-        <w:rPr>
-          <w:b w:val="0"/>
-          <w:sz w:val="22"/>
-        </w:rPr>
-        <w:t>(d) West Bengal</w:t>
-      </w:r>
-    </w:p>
-    <w:p>
-      <w:pPr>
-        <w:spacing w:after="0" w:before="40"/>
-      </w:pPr>
-      <w:r>
-        <w:rPr>
-          <w:b/>
-          <w:sz w:val="22"/>
-        </w:rPr>
-        <w:t>Answer: a</w:t>
-      </w:r>
-    </w:p>
-    <w:p>
-      <w:pPr>
-        <w:spacing w:after="0" w:before="0"/>
-      </w:pPr>
-      <w:r>
-        <w:rPr>
-          <w:b w:val="0"/>
-          <w:sz w:val="21"/>
-        </w:rPr>
-        <w:t>Solution: Kaziranga National Park is in Assam and is a UNESCO World Heritage Site.</w:t>
-      </w:r>
-    </w:p>
-    <w:p>
-      <w:pPr>
-        <w:spacing w:after="0" w:before="0"/>
-      </w:pPr>
-      <w:r>
-        <w:rPr>
-          <w:b w:val="0"/>
-          <w:sz w:val="20"/>
-        </w:rPr>
-        <w:t>Positive Marks: 1</w:t>
-      </w:r>
-    </w:p>
-    <w:p>
-      <w:pPr>
-        <w:spacing w:after="160" w:before="0"/>
-      </w:pPr>
-      <w:r>
-        <w:rPr>
-          <w:b w:val="0"/>
-          <w:sz w:val="20"/>
-        </w:rPr>
-        <w:t>Negative Marks: 0.25</w:t>
-      </w:r>
-    </w:p>
-    <w:p>
-      <w:pPr>
-        <w:spacing w:after="20" w:before="120"/>
-      </w:pPr>
-      <w:r>
-        <w:rPr>
-          <w:b/>
-          <w:sz w:val="22"/>
-        </w:rPr>
-        <w:t>Question: Ravi starts walking towards the morning sun. He turns left and then turns left again. Which direction is he facing now?</w:t>
-      </w:r>
-    </w:p>
-    <w:p>
-      <w:pPr>
-        <w:spacing w:after="0" w:before="0"/>
-      </w:pPr>
-      <w:r>
-        <w:rPr>
-          <w:b w:val="0"/>
-          <w:sz w:val="22"/>
-        </w:rPr>
-        <w:t>(a) East</w:t>
-      </w:r>
-    </w:p>
-    <w:p>
-      <w:pPr>
-        <w:spacing w:after="0" w:before="0"/>
-      </w:pPr>
-      <w:r>
-        <w:rPr>
-          <w:b w:val="0"/>
-          <w:sz w:val="22"/>
-        </w:rPr>
-        <w:t>(b) North</w:t>
-      </w:r>
-    </w:p>
-    <w:p>
-      <w:pPr>
-        <w:spacing w:after="0" w:before="0"/>
-      </w:pPr>
-      <w:r>
-        <w:rPr>
-          <w:b w:val="0"/>
-          <w:sz w:val="22"/>
-        </w:rPr>
-        <w:t>(c) South</w:t>
-      </w:r>
-    </w:p>
-    <w:p>
-      <w:pPr>
-        <w:spacing w:after="0" w:before="0"/>
-      </w:pPr>
-      <w:r>
-        <w:rPr>
-          <w:b w:val="0"/>
-          <w:sz w:val="22"/>
-        </w:rPr>
-        <w:t>(d) West</w:t>
-      </w:r>
-    </w:p>
-    <w:p>
-      <w:pPr>
-        <w:spacing w:after="0" w:before="40"/>
-      </w:pPr>
-      <w:r>
-        <w:rPr>
-          <w:b/>
-          <w:sz w:val="22"/>
-        </w:rPr>
-        <w:t>Answer: d</w:t>
-      </w:r>
-    </w:p>
-    <w:p>
-      <w:pPr>
-        <w:spacing w:after="0" w:before="0"/>
-      </w:pPr>
-      <w:r>
-        <w:rPr>
-          <w:b w:val="0"/>
-          <w:sz w:val="21"/>
-        </w:rPr>
-        <w:t>Solution: Facing east (morning sun), left turn = north, another left turn = west.</w:t>
-      </w:r>
-    </w:p>
-    <w:p>
-      <w:pPr>
-        <w:spacing w:after="0" w:before="0"/>
-      </w:pPr>
-      <w:r>
-        <w:rPr>
-          <w:b w:val="0"/>
-          <w:sz w:val="20"/>
-        </w:rPr>
-        <w:t>Positive Marks: 1</w:t>
-      </w:r>
-    </w:p>
-    <w:p>
-      <w:pPr>
-        <w:spacing w:after="160" w:before="0"/>
-      </w:pPr>
-      <w:r>
-        <w:rPr>
-          <w:b w:val="0"/>
-          <w:sz w:val="20"/>
-        </w:rPr>
-        <w:t>Negative Marks: 0.25</w:t>
-      </w:r>
-    </w:p>
-    <w:p>
-      <w:pPr>
-        <w:spacing w:after="20" w:before="120"/>
-      </w:pPr>
-      <w:r>
-        <w:rPr>
-          <w:b/>
-          <w:sz w:val="22"/>
-        </w:rPr>
-        <w:t>Question: The 'GST' rate on essential food items such as grains and milk is:</w:t>
-      </w:r>
-    </w:p>
-    <w:p>
-      <w:pPr>
-        <w:spacing w:after="0" w:before="0"/>
-      </w:pPr>
-      <w:r>
-        <w:rPr>
-          <w:b w:val="0"/>
-          <w:sz w:val="22"/>
-        </w:rPr>
-        <w:t>(a) 12%</w:t>
-      </w:r>
-    </w:p>
-    <w:p>
-      <w:pPr>
-        <w:spacing w:after="0" w:before="0"/>
-      </w:pPr>
-      <w:r>
-        <w:rPr>
-          <w:b w:val="0"/>
-          <w:sz w:val="22"/>
-        </w:rPr>
-        <w:t>(b) 0%</w:t>
-      </w:r>
-    </w:p>
-    <w:p>
-      <w:pPr>
-        <w:spacing w:after="0" w:before="0"/>
-      </w:pPr>
-      <w:r>
-        <w:rPr>
-          <w:b w:val="0"/>
-          <w:sz w:val="22"/>
-        </w:rPr>
-        <w:t>(c) 5%</w:t>
-      </w:r>
-    </w:p>
-    <w:p>
-      <w:pPr>
-        <w:spacing w:after="0" w:before="0"/>
-      </w:pPr>
-      <w:r>
-        <w:rPr>
-          <w:b w:val="0"/>
-          <w:sz w:val="22"/>
-        </w:rPr>
-        <w:t>(d) 18%</w:t>
-      </w:r>
-    </w:p>
-    <w:p>
-      <w:pPr>
-        <w:spacing w:after="0" w:before="40"/>
-      </w:pPr>
-      <w:r>
-        <w:rPr>
-          <w:b/>
-          <w:sz w:val="22"/>
-        </w:rPr>
-        <w:t>Answer: b</w:t>
-      </w:r>
-    </w:p>
-    <w:p>
-      <w:pPr>
-        <w:spacing w:after="0" w:before="0"/>
-      </w:pPr>
-      <w:r>
-        <w:rPr>
-          <w:b w:val="0"/>
-          <w:sz w:val="21"/>
-        </w:rPr>
-        <w:t>Solution: Basic food items like grains, milk and vegetables are exempt (0%) under GST.</w:t>
-      </w:r>
-    </w:p>
-    <w:p>
-      <w:pPr>
-        <w:spacing w:after="0" w:before="0"/>
-      </w:pPr>
-      <w:r>
-        <w:rPr>
-          <w:b w:val="0"/>
-          <w:sz w:val="20"/>
-        </w:rPr>
-        <w:t>Positive Marks: 1</w:t>
-      </w:r>
-    </w:p>
-    <w:p>
-      <w:pPr>
-        <w:spacing w:after="160" w:before="0"/>
-      </w:pPr>
-      <w:r>
-        <w:rPr>
-          <w:b w:val="0"/>
-          <w:sz w:val="20"/>
-        </w:rPr>
-        <w:t>Negative Marks: 0.25</w:t>
-      </w:r>
-    </w:p>
-    <w:p>
-      <w:pPr>
-        <w:spacing w:after="20" w:before="120"/>
-      </w:pPr>
-      <w:r>
-        <w:rPr>
-          <w:b/>
-          <w:sz w:val="22"/>
-        </w:rPr>
-        <w:t>Question: Chemical formula for water?</w:t>
-      </w:r>
-    </w:p>
-    <w:p>
-      <w:pPr>
-        <w:spacing w:after="0" w:before="0"/>
-      </w:pPr>
-      <w:r>
-        <w:rPr>
-          <w:b w:val="0"/>
-          <w:sz w:val="22"/>
-        </w:rPr>
-        <w:t>(a) N2O</w:t>
-      </w:r>
-    </w:p>
-    <w:p>
-      <w:pPr>
-        <w:spacing w:after="0" w:before="0"/>
-      </w:pPr>
-      <w:r>
-        <w:rPr>
-          <w:b w:val="0"/>
-          <w:sz w:val="22"/>
-        </w:rPr>
-        <w:t>(b) HO2</w:t>
-      </w:r>
-    </w:p>
-    <w:p>
-      <w:pPr>
-        <w:spacing w:after="0" w:before="0"/>
-      </w:pPr>
-      <w:r>
-        <w:rPr>
-          <w:b w:val="0"/>
-          <w:sz w:val="22"/>
-        </w:rPr>
-        <w:t>(c) H2O</w:t>
-      </w:r>
-    </w:p>
-    <w:p>
-      <w:pPr>
-        <w:spacing w:after="0" w:before="0"/>
-      </w:pPr>
-      <w:r>
-        <w:rPr>
-          <w:b w:val="0"/>
-          <w:sz w:val="22"/>
-        </w:rPr>
-        <w:t>(d) CO2</w:t>
-      </w:r>
-    </w:p>
-    <w:p>
-      <w:pPr>
-        <w:spacing w:after="0" w:before="40"/>
-      </w:pPr>
-      <w:r>
-        <w:rPr>
-          <w:b/>
-          <w:sz w:val="22"/>
-        </w:rPr>
-        <w:t>Answer: c</w:t>
-      </w:r>
-    </w:p>
-    <w:p>
-      <w:pPr>
-        <w:spacing w:after="0" w:before="0"/>
-      </w:pPr>
-      <w:r>
-        <w:rPr>
-          <w:b w:val="0"/>
-          <w:sz w:val="21"/>
-        </w:rPr>
-        <w:t>Solution: Water consists of two hydrogen atoms bonded to one oxygen atom, with the chemical formula H2O.</w:t>
-      </w:r>
-    </w:p>
-    <w:p>
-      <w:pPr>
-        <w:spacing w:after="0" w:before="0"/>
-      </w:pPr>
-      <w:r>
-        <w:rPr>
-          <w:b w:val="0"/>
-          <w:sz w:val="20"/>
-        </w:rPr>
-        <w:t>Positive Marks: 1</w:t>
-      </w:r>
-    </w:p>
-    <w:p>
-      <w:pPr>
-        <w:spacing w:after="160" w:before="0"/>
-      </w:pPr>
-      <w:r>
-        <w:rPr>
-          <w:b w:val="0"/>
-          <w:sz w:val="20"/>
-        </w:rPr>
-        <w:t>Negative Marks: 0.25</w:t>
-      </w:r>
-    </w:p>
-    <w:p>
-      <w:pPr>
-        <w:spacing w:after="20" w:before="120"/>
-      </w:pPr>
-      <w:r>
-        <w:rPr>
-          <w:b/>
-          <w:sz w:val="22"/>
-        </w:rPr>
-        <w:t>Question: Which of the following is the monetary policy rate at which the RBI lends money to commercial banks?</w:t>
-      </w:r>
-    </w:p>
-    <w:p>
-      <w:pPr>
-        <w:spacing w:after="0" w:before="0"/>
-      </w:pPr>
-      <w:r>
-        <w:rPr>
-          <w:b w:val="0"/>
-          <w:sz w:val="22"/>
-        </w:rPr>
-        <w:t>(a) SLR</w:t>
-      </w:r>
-    </w:p>
-    <w:p>
-      <w:pPr>
-        <w:spacing w:after="0" w:before="0"/>
-      </w:pPr>
-      <w:r>
-        <w:rPr>
-          <w:b w:val="0"/>
-          <w:sz w:val="22"/>
-        </w:rPr>
-        <w:t>(b) CRR</w:t>
-      </w:r>
-    </w:p>
-    <w:p>
-      <w:pPr>
-        <w:spacing w:after="0" w:before="0"/>
-      </w:pPr>
-      <w:r>
-        <w:rPr>
-          <w:b w:val="0"/>
-          <w:sz w:val="22"/>
-        </w:rPr>
-        <w:t>(c) Bank Rate</w:t>
-      </w:r>
-    </w:p>
-    <w:p>
-      <w:pPr>
-        <w:spacing w:after="0" w:before="0"/>
-      </w:pPr>
-      <w:r>
-        <w:rPr>
-          <w:b w:val="0"/>
-          <w:sz w:val="22"/>
-        </w:rPr>
-        <w:t>(d) Repo Rate</w:t>
-      </w:r>
-    </w:p>
-    <w:p>
-      <w:pPr>
-        <w:spacing w:after="0" w:before="40"/>
-      </w:pPr>
-      <w:r>
-        <w:rPr>
-          <w:b/>
-          <w:sz w:val="22"/>
-        </w:rPr>
-        <w:t>Answer: d</w:t>
-      </w:r>
-    </w:p>
-    <w:p>
-      <w:pPr>
-        <w:spacing w:after="0" w:before="0"/>
-      </w:pPr>
-      <w:r>
-        <w:rPr>
-          <w:b w:val="0"/>
-          <w:sz w:val="21"/>
-        </w:rPr>
-        <w:t>Solution: The repo rate is the rate at which the RBI lends short-term funds to banks against securities.</w:t>
-      </w:r>
-    </w:p>
-    <w:p>
-      <w:pPr>
-        <w:spacing w:after="0" w:before="0"/>
-      </w:pPr>
-      <w:r>
-        <w:rPr>
-          <w:b w:val="0"/>
-          <w:sz w:val="20"/>
-        </w:rPr>
-        <w:t>Positive Marks: 1</w:t>
-      </w:r>
-    </w:p>
-    <w:p>
-      <w:pPr>
-        <w:spacing w:after="160" w:before="0"/>
-      </w:pPr>
-      <w:r>
-        <w:rPr>
-          <w:b w:val="0"/>
-          <w:sz w:val="20"/>
-        </w:rPr>
-        <w:t>Negative Marks: 0.25</w:t>
-      </w:r>
-    </w:p>
-    <w:p>
-      <w:pPr>
-        <w:spacing w:after="20" w:before="120"/>
-      </w:pPr>
-      <w:r>
-        <w:rPr>
-          <w:b/>
-          <w:sz w:val="22"/>
-        </w:rPr>
-        <w:t>Question: Choose the correctly spelt word:</w:t>
-      </w:r>
-    </w:p>
-    <w:p>
-      <w:pPr>
-        <w:spacing w:after="0" w:before="0"/>
-      </w:pPr>
-      <w:r>
-        <w:rPr>
-          <w:b w:val="0"/>
-          <w:sz w:val="22"/>
-        </w:rPr>
-        <w:t>(a) Accommodation</w:t>
-      </w:r>
-    </w:p>
-    <w:p>
-      <w:pPr>
-        <w:spacing w:after="0" w:before="0"/>
-      </w:pPr>
-      <w:r>
-        <w:rPr>
-          <w:b w:val="0"/>
-          <w:sz w:val="22"/>
-        </w:rPr>
-        <w:t>(b) Accomodation</w:t>
-      </w:r>
-    </w:p>
-    <w:p>
-      <w:pPr>
-        <w:spacing w:after="0" w:before="0"/>
-      </w:pPr>
-      <w:r>
-        <w:rPr>
-          <w:b w:val="0"/>
-          <w:sz w:val="22"/>
-        </w:rPr>
-        <w:t>(c) Acommodation</w:t>
-      </w:r>
-    </w:p>
-    <w:p>
-      <w:pPr>
-        <w:spacing w:after="0" w:before="0"/>
-      </w:pPr>
-      <w:r>
-        <w:rPr>
-          <w:b w:val="0"/>
-          <w:sz w:val="22"/>
-        </w:rPr>
-        <w:t>(d) Accomodation</w:t>
-      </w:r>
-    </w:p>
-    <w:p>
-      <w:pPr>
-        <w:spacing w:after="0" w:before="40"/>
-      </w:pPr>
-      <w:r>
-        <w:rPr>
-          <w:b/>
-          <w:sz w:val="22"/>
-        </w:rPr>
-        <w:t>Answer: a</w:t>
-      </w:r>
-    </w:p>
-    <w:p>
-      <w:pPr>
-        <w:spacing w:after="0" w:before="0"/>
-      </w:pPr>
-      <w:r>
-        <w:rPr>
-          <w:b w:val="0"/>
-          <w:sz w:val="21"/>
-        </w:rPr>
-        <w:t>Solution: The correct spelling is 'accommodation' (double c, double m).</w:t>
-      </w:r>
-    </w:p>
-    <w:p>
-      <w:pPr>
-        <w:spacing w:after="0" w:before="0"/>
-      </w:pPr>
-      <w:r>
-        <w:rPr>
-          <w:b w:val="0"/>
-          <w:sz w:val="20"/>
-        </w:rPr>
-        <w:t>Positive Marks: 1</w:t>
-      </w:r>
-    </w:p>
-    <w:p>
-      <w:pPr>
-        <w:spacing w:after="160" w:before="0"/>
-      </w:pPr>
-      <w:r>
-        <w:rPr>
-          <w:b w:val="0"/>
-          <w:sz w:val="20"/>
-        </w:rPr>
-        <w:t>Negative Marks: 0.25</w:t>
-      </w:r>
-    </w:p>
-    <w:p>
-      <w:pPr>
-        <w:spacing w:after="20" w:before="120"/>
-      </w:pPr>
-      <w:r>
-        <w:rPr>
-          <w:b/>
-          <w:sz w:val="22"/>
-        </w:rPr>
-        <w:t>Question: Find the next term in the series: B, D, G, K, P, ?</w:t>
-      </w:r>
-    </w:p>
-    <w:p>
-      <w:pPr>
-        <w:spacing w:after="0" w:before="0"/>
-      </w:pPr>
-      <w:r>
-        <w:rPr>
-          <w:b w:val="0"/>
-          <w:sz w:val="22"/>
-        </w:rPr>
-        <w:t>(a) V</w:t>
-      </w:r>
-    </w:p>
-    <w:p>
-      <w:pPr>
-        <w:spacing w:after="0" w:before="0"/>
-      </w:pPr>
-      <w:r>
-        <w:rPr>
-          <w:b w:val="0"/>
-          <w:sz w:val="22"/>
-        </w:rPr>
-        <w:t>(b) T</w:t>
-      </w:r>
-    </w:p>
-    <w:p>
-      <w:pPr>
-        <w:spacing w:after="0" w:before="0"/>
-      </w:pPr>
-      <w:r>
-        <w:rPr>
-          <w:b w:val="0"/>
-          <w:sz w:val="22"/>
-        </w:rPr>
-        <w:t>(c) U</w:t>
-      </w:r>
-    </w:p>
-    <w:p>
-      <w:pPr>
-        <w:spacing w:after="0" w:before="0"/>
-      </w:pPr>
-      <w:r>
-        <w:rPr>
-          <w:b w:val="0"/>
-          <w:sz w:val="22"/>
-        </w:rPr>
-        <w:t>(d) W</w:t>
-      </w:r>
-    </w:p>
-    <w:p>
-      <w:pPr>
-        <w:spacing w:after="0" w:before="40"/>
-      </w:pPr>
-      <w:r>
-        <w:rPr>
-          <w:b/>
-          <w:sz w:val="22"/>
-        </w:rPr>
-        <w:t>Answer: a</w:t>
-      </w:r>
-    </w:p>
-    <w:p>
-      <w:pPr>
-        <w:spacing w:after="0" w:before="0"/>
-      </w:pPr>
-      <w:r>
-        <w:rPr>
-          <w:b w:val="0"/>
-          <w:sz w:val="21"/>
-        </w:rPr>
-        <w:t>Solution: Advances are +2, +3, +4, +5, +6: P + 6 = V.</w:t>
-      </w:r>
-    </w:p>
-    <w:p>
-      <w:pPr>
-        <w:spacing w:after="0" w:before="0"/>
-      </w:pPr>
-      <w:r>
-        <w:rPr>
-          <w:b w:val="0"/>
-          <w:sz w:val="20"/>
-        </w:rPr>
-        <w:t>Positive Marks: 1</w:t>
-      </w:r>
-    </w:p>
-    <w:p>
-      <w:pPr>
-        <w:spacing w:after="160" w:before="0"/>
-      </w:pPr>
-      <w:r>
-        <w:rPr>
-          <w:b w:val="0"/>
-          <w:sz w:val="20"/>
-        </w:rPr>
-        <w:t>Negative Marks: 0.25</w:t>
-      </w:r>
-    </w:p>
-    <w:p>
-      <w:pPr>
-        <w:spacing w:after="20" w:before="120"/>
-      </w:pPr>
-      <w:r>
-        <w:rPr>
-          <w:b/>
-          <w:sz w:val="22"/>
-        </w:rPr>
-        <w:t>Question: Who was the first Governor-General of independent India?</w:t>
-      </w:r>
-    </w:p>
-    <w:p>
-      <w:pPr>
-        <w:spacing w:after="0" w:before="0"/>
-      </w:pPr>
-      <w:r>
-        <w:rPr>
-          <w:b w:val="0"/>
-          <w:sz w:val="22"/>
-        </w:rPr>
-        <w:t>(a) Rajendra Prasad</w:t>
-      </w:r>
-    </w:p>
-    <w:p>
-      <w:pPr>
-        <w:spacing w:after="0" w:before="0"/>
-      </w:pPr>
-      <w:r>
-        <w:rPr>
-          <w:b w:val="0"/>
-          <w:sz w:val="22"/>
-        </w:rPr>
-        <w:t>(b) Lord Mountbatten</w:t>
-      </w:r>
-    </w:p>
-    <w:p>
-      <w:pPr>
-        <w:spacing w:after="0" w:before="0"/>
-      </w:pPr>
-      <w:r>
-        <w:rPr>
-          <w:b w:val="0"/>
-          <w:sz w:val="22"/>
-        </w:rPr>
-        <w:t>(c) Lord Wavell</w:t>
-      </w:r>
-    </w:p>
-    <w:p>
-      <w:pPr>
-        <w:spacing w:after="0" w:before="0"/>
-      </w:pPr>
-      <w:r>
-        <w:rPr>
-          <w:b w:val="0"/>
-          <w:sz w:val="22"/>
-        </w:rPr>
-        <w:t>(d) C. Rajagopalachari</w:t>
-      </w:r>
-    </w:p>
-    <w:p>
-      <w:pPr>
-        <w:spacing w:after="0" w:before="40"/>
-      </w:pPr>
-      <w:r>
-        <w:rPr>
-          <w:b/>
-          <w:sz w:val="22"/>
-        </w:rPr>
-        <w:t>Answer: b</w:t>
-      </w:r>
-    </w:p>
-    <w:p>
-      <w:pPr>
-        <w:spacing w:after="0" w:before="0"/>
-      </w:pPr>
-      <w:r>
-        <w:rPr>
-          <w:b w:val="0"/>
-          <w:sz w:val="21"/>
-        </w:rPr>
-        <w:t>Solution: Lord Mountbatten was the first Governor-General of independent India (1947-48); C. Rajagopalachari was the first Indian Governor-General.</w:t>
-      </w:r>
-    </w:p>
-    <w:p>
-      <w:pPr>
-        <w:spacing w:after="0" w:before="0"/>
-      </w:pPr>
-      <w:r>
-        <w:rPr>
-          <w:b w:val="0"/>
-          <w:sz w:val="20"/>
-        </w:rPr>
-        <w:t>Positive Marks: 1</w:t>
-      </w:r>
-    </w:p>
-    <w:p>
-      <w:pPr>
-        <w:spacing w:after="160" w:before="0"/>
-      </w:pPr>
-      <w:r>
-        <w:rPr>
-          <w:b w:val="0"/>
-          <w:sz w:val="20"/>
-        </w:rPr>
-        <w:t>Negative Marks: 0.25</w:t>
-      </w:r>
-    </w:p>
-    <w:p>
-      <w:pPr>
-        <w:spacing w:after="20" w:before="120"/>
-      </w:pPr>
-      <w:r>
-        <w:rPr>
-          <w:b/>
-          <w:sz w:val="22"/>
-        </w:rPr>
-        <w:t>Question: Find the odd one out: Mango, Banana, Potato, Apple</w:t>
-      </w:r>
-    </w:p>
-    <w:p>
-      <w:pPr>
-        <w:spacing w:after="0" w:before="0"/>
-      </w:pPr>
-      <w:r>
-        <w:rPr>
-          <w:b w:val="0"/>
-          <w:sz w:val="22"/>
-        </w:rPr>
-        <w:t>(a) Potato</w:t>
-      </w:r>
-    </w:p>
-    <w:p>
-      <w:pPr>
-        <w:spacing w:after="0" w:before="0"/>
-      </w:pPr>
-      <w:r>
-        <w:rPr>
-          <w:b w:val="0"/>
-          <w:sz w:val="22"/>
-        </w:rPr>
-        <w:t>(b) Mango</w:t>
-      </w:r>
-    </w:p>
-    <w:p>
-      <w:pPr>
-        <w:spacing w:after="0" w:before="0"/>
-      </w:pPr>
-      <w:r>
-        <w:rPr>
-          <w:b w:val="0"/>
-          <w:sz w:val="22"/>
-        </w:rPr>
-        <w:t>(c) Banana</w:t>
-      </w:r>
-    </w:p>
-    <w:p>
-      <w:pPr>
-        <w:spacing w:after="0" w:before="0"/>
-      </w:pPr>
-      <w:r>
-        <w:rPr>
-          <w:b w:val="0"/>
-          <w:sz w:val="22"/>
-        </w:rPr>
-        <w:t>(d) Apple</w:t>
-      </w:r>
-    </w:p>
-    <w:p>
-      <w:pPr>
-        <w:spacing w:after="0" w:before="40"/>
-      </w:pPr>
-      <w:r>
-        <w:rPr>
-          <w:b/>
-          <w:sz w:val="22"/>
-        </w:rPr>
-        <w:t>Answer: a</w:t>
-      </w:r>
-    </w:p>
-    <w:p>
-      <w:pPr>
-        <w:spacing w:after="0" w:before="0"/>
-      </w:pPr>
-      <w:r>
-        <w:rPr>
-          <w:b w:val="0"/>
-          <w:sz w:val="21"/>
-        </w:rPr>
-        <w:t>Solution: Potato is a vegetable; the others are fruits.</w:t>
-      </w:r>
-    </w:p>
-    <w:p>
-      <w:pPr>
-        <w:spacing w:after="0" w:before="0"/>
-      </w:pPr>
-      <w:r>
-        <w:rPr>
-          <w:b w:val="0"/>
-          <w:sz w:val="20"/>
-        </w:rPr>
-        <w:t>Positive Marks: 1</w:t>
-      </w:r>
-    </w:p>
-    <w:p>
-      <w:pPr>
-        <w:spacing w:after="160" w:before="0"/>
-      </w:pPr>
-      <w:r>
-        <w:rPr>
-          <w:b w:val="0"/>
-          <w:sz w:val="20"/>
-        </w:rPr>
-        <w:t>Negative Marks: 0.25</w:t>
-      </w:r>
-    </w:p>
-    <w:p>
-      <w:pPr>
-        <w:spacing w:after="20" w:before="120"/>
-      </w:pPr>
-      <w:r>
-        <w:rPr>
-          <w:b/>
-          <w:sz w:val="22"/>
-        </w:rPr>
-        <w:t>Question: Which number replaces the question mark?  5 : 25 :: 8 : ?</w:t>
-      </w:r>
-    </w:p>
-    <w:p>
-      <w:pPr>
-        <w:spacing w:after="0" w:before="0"/>
-      </w:pPr>
-      <w:r>
-        <w:rPr>
-          <w:b w:val="0"/>
-          <w:sz w:val="22"/>
-        </w:rPr>
-        <w:t>(a) 58</w:t>
-      </w:r>
-    </w:p>
-    <w:p>
-      <w:pPr>
-        <w:spacing w:after="0" w:before="0"/>
-      </w:pPr>
-      <w:r>
-        <w:rPr>
-          <w:b w:val="0"/>
-          <w:sz w:val="22"/>
-        </w:rPr>
-        <w:t>(b) 64</w:t>
-      </w:r>
-    </w:p>
-    <w:p>
-      <w:pPr>
-        <w:spacing w:after="0" w:before="0"/>
-      </w:pPr>
-      <w:r>
-        <w:rPr>
-          <w:b w:val="0"/>
-          <w:sz w:val="22"/>
-        </w:rPr>
-        <w:t>(c) 68</w:t>
-      </w:r>
-    </w:p>
-    <w:p>
-      <w:pPr>
-        <w:spacing w:after="0" w:before="0"/>
-      </w:pPr>
-      <w:r>
-        <w:rPr>
-          <w:b w:val="0"/>
-          <w:sz w:val="22"/>
-        </w:rPr>
-        <w:t>(d) 72</w:t>
-      </w:r>
-    </w:p>
-    <w:p>
-      <w:pPr>
-        <w:spacing w:after="0" w:before="40"/>
-      </w:pPr>
-      <w:r>
-        <w:rPr>
-          <w:b/>
-          <w:sz w:val="22"/>
-        </w:rPr>
-        <w:t>Answer: b</w:t>
-      </w:r>
-    </w:p>
-    <w:p>
-      <w:pPr>
-        <w:spacing w:after="0" w:before="0"/>
-      </w:pPr>
-      <w:r>
-        <w:rPr>
-          <w:b w:val="0"/>
-          <w:sz w:val="21"/>
-        </w:rPr>
-        <w:t>Solution: The relation is squaring: 5² = 25, so 8² = 64.</w:t>
-      </w:r>
-    </w:p>
-    <w:p>
-      <w:pPr>
-        <w:spacing w:after="0" w:before="0"/>
-      </w:pPr>
-      <w:r>
-        <w:rPr>
-          <w:b w:val="0"/>
-          <w:sz w:val="20"/>
-        </w:rPr>
-        <w:t>Positive Marks: 1</w:t>
-      </w:r>
-    </w:p>
-    <w:p>
-      <w:pPr>
-        <w:spacing w:after="160" w:before="0"/>
-      </w:pPr>
-      <w:r>
-        <w:rPr>
-          <w:b w:val="0"/>
-          <w:sz w:val="20"/>
-        </w:rPr>
-        <w:t>Negative Marks: 0.25</w:t>
-      </w:r>
-    </w:p>
-    <w:p>
-      <w:pPr>
-        <w:spacing w:after="20" w:before="120"/>
-      </w:pPr>
-      <w:r>
-        <w:rPr>
-          <w:b/>
-          <w:sz w:val="22"/>
-        </w:rPr>
-        <w:t>Question: Fill in the blank: 'She has been living in Delhi ___ 2010.'</w:t>
-      </w:r>
-    </w:p>
-    <w:p>
-      <w:pPr>
-        <w:spacing w:after="0" w:before="0"/>
-      </w:pPr>
-      <w:r>
-        <w:rPr>
-          <w:b w:val="0"/>
-          <w:sz w:val="22"/>
-        </w:rPr>
-        <w:t>(a) from</w:t>
-      </w:r>
-    </w:p>
-    <w:p>
-      <w:pPr>
-        <w:spacing w:after="0" w:before="0"/>
-      </w:pPr>
-      <w:r>
-        <w:rPr>
-          <w:b w:val="0"/>
-          <w:sz w:val="22"/>
-        </w:rPr>
-        <w:t>(b) by</w:t>
-      </w:r>
-    </w:p>
-    <w:p>
-      <w:pPr>
-        <w:spacing w:after="0" w:before="0"/>
-      </w:pPr>
-      <w:r>
-        <w:rPr>
-          <w:b w:val="0"/>
-          <w:sz w:val="22"/>
-        </w:rPr>
-        <w:t>(c) for</w:t>
-      </w:r>
-    </w:p>
-    <w:p>
-      <w:pPr>
-        <w:spacing w:after="0" w:before="0"/>
-      </w:pPr>
-      <w:r>
-        <w:rPr>
-          <w:b w:val="0"/>
-          <w:sz w:val="22"/>
-        </w:rPr>
-        <w:t>(d) since</w:t>
-      </w:r>
-    </w:p>
-    <w:p>
-      <w:pPr>
-        <w:spacing w:after="0" w:before="40"/>
-      </w:pPr>
-      <w:r>
-        <w:rPr>
-          <w:b/>
-          <w:sz w:val="22"/>
-        </w:rPr>
-        <w:t>Answer: d</w:t>
-      </w:r>
-    </w:p>
-    <w:p>
-      <w:pPr>
-        <w:spacing w:after="0" w:before="0"/>
-      </w:pPr>
-      <w:r>
-        <w:rPr>
-          <w:b w:val="0"/>
-          <w:sz w:val="21"/>
-        </w:rPr>
-        <w:t>Solution: 'Since' is used with a point of time (2010); 'for' is used with a duration.</w:t>
-      </w:r>
-    </w:p>
-    <w:p>
-      <w:pPr>
-        <w:spacing w:after="0" w:before="0"/>
-      </w:pPr>
-      <w:r>
-        <w:rPr>
-          <w:b w:val="0"/>
-          <w:sz w:val="20"/>
-        </w:rPr>
-        <w:t>Positive Marks: 1</w:t>
-      </w:r>
-    </w:p>
-    <w:p>
-      <w:pPr>
-        <w:spacing w:after="160" w:before="0"/>
-      </w:pPr>
-      <w:r>
-        <w:rPr>
-          <w:b w:val="0"/>
-          <w:sz w:val="20"/>
-        </w:rPr>
-        <w:t>Negative Marks: 0.25</w:t>
-      </w:r>
-    </w:p>
-    <w:p>
-      <w:pPr>
-        <w:spacing w:after="20" w:before="120"/>
-      </w:pPr>
-      <w:r>
-        <w:rPr>
-          <w:b/>
-          <w:sz w:val="22"/>
-        </w:rPr>
-        <w:t>Question: The term 'Grand Slam' is associated with which sport?</w:t>
-      </w:r>
-    </w:p>
-    <w:p>
-      <w:pPr>
-        <w:spacing w:after="0" w:before="0"/>
-      </w:pPr>
-      <w:r>
-        <w:rPr>
-          <w:b w:val="0"/>
-          <w:sz w:val="22"/>
-        </w:rPr>
-        <w:t>(a) Table Tennis</w:t>
-      </w:r>
-    </w:p>
-    <w:p>
-      <w:pPr>
-        <w:spacing w:after="0" w:before="0"/>
-      </w:pPr>
-      <w:r>
-        <w:rPr>
-          <w:b w:val="0"/>
-          <w:sz w:val="22"/>
-        </w:rPr>
-        <w:t>(b) Tennis</w:t>
-      </w:r>
-    </w:p>
-    <w:p>
-      <w:pPr>
-        <w:spacing w:after="0" w:before="0"/>
-      </w:pPr>
-      <w:r>
-        <w:rPr>
-          <w:b w:val="0"/>
-          <w:sz w:val="22"/>
-        </w:rPr>
-        <w:t>(c) Boxing</w:t>
-      </w:r>
-    </w:p>
-    <w:p>
-      <w:pPr>
-        <w:spacing w:after="0" w:before="0"/>
-      </w:pPr>
-      <w:r>
-        <w:rPr>
-          <w:b w:val="0"/>
-          <w:sz w:val="22"/>
-        </w:rPr>
-        <w:t>(d) Badminton</w:t>
-      </w:r>
-    </w:p>
-    <w:p>
-      <w:pPr>
-        <w:spacing w:after="0" w:before="40"/>
-      </w:pPr>
-      <w:r>
-        <w:rPr>
-          <w:b/>
-          <w:sz w:val="22"/>
-        </w:rPr>
-        <w:t>Answer: b</w:t>
-      </w:r>
-    </w:p>
-    <w:p>
-      <w:pPr>
-        <w:spacing w:after="0" w:before="0"/>
-      </w:pPr>
-      <w:r>
-        <w:rPr>
-          <w:b w:val="0"/>
-          <w:sz w:val="21"/>
-        </w:rPr>
-        <w:t>Solution: Grand Slam refers to the four major tennis tournaments - Australian Open, French Open, Wimbledon and US Open.</w:t>
-      </w:r>
-    </w:p>
-    <w:p>
-      <w:pPr>
-        <w:spacing w:after="0" w:before="0"/>
-      </w:pPr>
-      <w:r>
-        <w:rPr>
-          <w:b w:val="0"/>
-          <w:sz w:val="20"/>
-        </w:rPr>
-        <w:t>Positive Marks: 1</w:t>
-      </w:r>
-    </w:p>
-    <w:p>
-      <w:pPr>
-        <w:spacing w:after="160" w:before="0"/>
-      </w:pPr>
-      <w:r>
-        <w:rPr>
-          <w:b w:val="0"/>
-          <w:sz w:val="20"/>
-        </w:rPr>
-        <w:t>Negative Marks: 0.25</w:t>
-      </w:r>
-    </w:p>
-    <w:p>
-      <w:pPr>
-        <w:spacing w:after="20" w:before="120"/>
-      </w:pPr>
-      <w:r>
-        <w:rPr>
-          <w:b/>
-          <w:sz w:val="22"/>
-        </w:rPr>
-        <w:t>Question: External affair minister of India in 2019</w:t>
-      </w:r>
-    </w:p>
-    <w:p>
-      <w:pPr>
-        <w:spacing w:after="0" w:before="0"/>
-      </w:pPr>
-      <w:r>
-        <w:rPr>
-          <w:b w:val="0"/>
-          <w:sz w:val="22"/>
-        </w:rPr>
-        <w:t>(a) Nirmala Sitharaman</w:t>
-      </w:r>
-    </w:p>
-    <w:p>
-      <w:pPr>
-        <w:spacing w:after="0" w:before="0"/>
-      </w:pPr>
-      <w:r>
-        <w:rPr>
-          <w:b w:val="0"/>
-          <w:sz w:val="22"/>
-        </w:rPr>
-        <w:t>(b) Sushma swaraj</w:t>
-      </w:r>
-    </w:p>
-    <w:p>
-      <w:pPr>
-        <w:spacing w:after="0" w:before="0"/>
-      </w:pPr>
-      <w:r>
-        <w:rPr>
-          <w:b w:val="0"/>
-          <w:sz w:val="22"/>
-        </w:rPr>
-        <w:t>(c) Dr. S Jaishankar</w:t>
-      </w:r>
-    </w:p>
-    <w:p>
-      <w:pPr>
-        <w:spacing w:after="0" w:before="0"/>
-      </w:pPr>
-      <w:r>
-        <w:rPr>
-          <w:b w:val="0"/>
-          <w:sz w:val="22"/>
-        </w:rPr>
-        <w:t>(d) Amit shah</w:t>
-      </w:r>
-    </w:p>
-    <w:p>
-      <w:pPr>
-        <w:spacing w:after="0" w:before="40"/>
-      </w:pPr>
-      <w:r>
-        <w:rPr>
-          <w:b/>
-          <w:sz w:val="22"/>
-        </w:rPr>
-        <w:t>Answer: c</w:t>
-      </w:r>
-    </w:p>
-    <w:p>
-      <w:pPr>
-        <w:spacing w:after="0" w:before="0"/>
-      </w:pPr>
-      <w:r>
-        <w:rPr>
-          <w:b w:val="0"/>
-          <w:sz w:val="21"/>
-        </w:rPr>
-        <w:t>Solution: Dr. S. Jaishankar was the External Affairs Minister of India in 2019.</w:t>
-      </w:r>
-    </w:p>
-    <w:p>
-      <w:pPr>
-        <w:spacing w:after="0" w:before="0"/>
-      </w:pPr>
-      <w:r>
-        <w:rPr>
-          <w:b w:val="0"/>
-          <w:sz w:val="20"/>
-        </w:rPr>
-        <w:t>Positive Marks: 1</w:t>
-      </w:r>
-    </w:p>
-    <w:p>
-      <w:pPr>
-        <w:spacing w:after="160" w:before="0"/>
-      </w:pPr>
-      <w:r>
-        <w:rPr>
-          <w:b w:val="0"/>
-          <w:sz w:val="20"/>
-        </w:rPr>
-        <w:t>Negative Marks: 0.25</w:t>
-      </w:r>
-    </w:p>
-    <w:p>
-      <w:pPr>
-        <w:spacing w:after="20" w:before="120"/>
-      </w:pPr>
-      <w:r>
-        <w:rPr>
-          <w:b/>
-          <w:sz w:val="22"/>
-        </w:rPr>
-        <w:t>Question: The capital of Uttar Pradesh is:</w:t>
-      </w:r>
-    </w:p>
-    <w:p>
-      <w:pPr>
-        <w:spacing w:after="0" w:before="0"/>
-      </w:pPr>
-      <w:r>
-        <w:rPr>
-          <w:b w:val="0"/>
-          <w:sz w:val="22"/>
-        </w:rPr>
-        <w:t>(a) Varanasi</w:t>
-      </w:r>
-    </w:p>
-    <w:p>
-      <w:pPr>
-        <w:spacing w:after="0" w:before="0"/>
-      </w:pPr>
-      <w:r>
-        <w:rPr>
-          <w:b w:val="0"/>
-          <w:sz w:val="22"/>
-        </w:rPr>
-        <w:t>(b) Kanpur</w:t>
-      </w:r>
-    </w:p>
-    <w:p>
-      <w:pPr>
-        <w:spacing w:after="0" w:before="0"/>
-      </w:pPr>
-      <w:r>
-        <w:rPr>
-          <w:b w:val="0"/>
-          <w:sz w:val="22"/>
-        </w:rPr>
-        <w:t>(c) Prayagraj</w:t>
-      </w:r>
-    </w:p>
-    <w:p>
-      <w:pPr>
-        <w:spacing w:after="0" w:before="0"/>
-      </w:pPr>
-      <w:r>
-        <w:rPr>
-          <w:b w:val="0"/>
-          <w:sz w:val="22"/>
-        </w:rPr>
-        <w:t>(d) Lucknow</w:t>
-      </w:r>
-    </w:p>
-    <w:p>
-      <w:pPr>
-        <w:spacing w:after="0" w:before="40"/>
-      </w:pPr>
-      <w:r>
-        <w:rPr>
-          <w:b/>
-          <w:sz w:val="22"/>
-        </w:rPr>
-        <w:t>Answer: d</w:t>
-      </w:r>
-    </w:p>
-    <w:p>
-      <w:pPr>
-        <w:spacing w:after="0" w:before="0"/>
-      </w:pPr>
-      <w:r>
-        <w:rPr>
-          <w:b w:val="0"/>
-          <w:sz w:val="21"/>
-        </w:rPr>
-        <w:t>Solution: Lucknow is the capital of Uttar Pradesh.</w:t>
-      </w:r>
-    </w:p>
-    <w:p>
-      <w:pPr>
-        <w:spacing w:after="0" w:before="0"/>
-      </w:pPr>
-      <w:r>
-        <w:rPr>
-          <w:b w:val="0"/>
-          <w:sz w:val="20"/>
-        </w:rPr>
-        <w:t>Positive Marks: 1</w:t>
-      </w:r>
-    </w:p>
-    <w:p>
-      <w:pPr>
-        <w:spacing w:after="160" w:before="0"/>
-      </w:pPr>
-      <w:r>
-        <w:rPr>
-          <w:b w:val="0"/>
-          <w:sz w:val="20"/>
-        </w:rPr>
-        <w:t>Negative Marks: 0.25</w:t>
-      </w:r>
-    </w:p>
-    <w:p>
-      <w:pPr>
-        <w:spacing w:after="20" w:before="120"/>
-      </w:pPr>
-      <w:r>
-        <w:rPr>
-          <w:b/>
-          <w:sz w:val="22"/>
-        </w:rPr>
-        <w:t>Question: Bird : Nest :: Bee : ?</w:t>
-      </w:r>
-    </w:p>
-    <w:p>
-      <w:pPr>
-        <w:spacing w:after="0" w:before="0"/>
-      </w:pPr>
-      <w:r>
-        <w:rPr>
-          <w:b w:val="0"/>
-          <w:sz w:val="22"/>
-        </w:rPr>
-        <w:t>(a) Den</w:t>
-      </w:r>
-    </w:p>
-    <w:p>
-      <w:pPr>
-        <w:spacing w:after="0" w:before="0"/>
-      </w:pPr>
-      <w:r>
-        <w:rPr>
-          <w:b w:val="0"/>
-          <w:sz w:val="22"/>
-        </w:rPr>
-        <w:t>(b) Web</w:t>
-      </w:r>
-    </w:p>
-    <w:p>
-      <w:pPr>
-        <w:spacing w:after="0" w:before="0"/>
-      </w:pPr>
-      <w:r>
-        <w:rPr>
-          <w:b w:val="0"/>
-          <w:sz w:val="22"/>
-        </w:rPr>
-        <w:t>(c) Hive</w:t>
-      </w:r>
-    </w:p>
-    <w:p>
-      <w:pPr>
-        <w:spacing w:after="0" w:before="0"/>
-      </w:pPr>
-      <w:r>
-        <w:rPr>
-          <w:b w:val="0"/>
-          <w:sz w:val="22"/>
-        </w:rPr>
-        <w:t>(d) Burrow</w:t>
-      </w:r>
-    </w:p>
-    <w:p>
-      <w:pPr>
-        <w:spacing w:after="0" w:before="40"/>
-      </w:pPr>
-      <w:r>
-        <w:rPr>
-          <w:b/>
-          <w:sz w:val="22"/>
-        </w:rPr>
-        <w:t>Answer: c</w:t>
-      </w:r>
-    </w:p>
-    <w:p>
-      <w:pPr>
-        <w:spacing w:after="0" w:before="0"/>
-      </w:pPr>
-      <w:r>
-        <w:rPr>
-          <w:b w:val="0"/>
-          <w:sz w:val="21"/>
-        </w:rPr>
-        <w:t>Solution: A bird lives in a nest; a bee lives in a hive.</w:t>
-      </w:r>
-    </w:p>
-    <w:p>
-      <w:pPr>
-        <w:spacing w:after="0" w:before="0"/>
-      </w:pPr>
-      <w:r>
-        <w:rPr>
-          <w:b w:val="0"/>
-          <w:sz w:val="20"/>
-        </w:rPr>
-        <w:t>Positive Marks: 1</w:t>
-      </w:r>
-    </w:p>
-    <w:p>
-      <w:pPr>
-        <w:spacing w:after="160" w:before="0"/>
-      </w:pPr>
-      <w:r>
-        <w:rPr>
-          <w:b w:val="0"/>
-          <w:sz w:val="20"/>
-        </w:rPr>
-        <w:t>Negative Marks: 0.25</w:t>
-      </w:r>
-    </w:p>
-    <w:p>
-      <w:pPr>
-        <w:spacing w:after="20" w:before="120"/>
-      </w:pPr>
-      <w:r>
-        <w:rPr>
-          <w:b/>
-          <w:sz w:val="22"/>
-        </w:rPr>
-        <w:t>Question: A person wants to make a sum of Rs 16 with 40 coins using 50 paise and 25 paise coins. How many 25 paise coins does he use?</w:t>
-      </w:r>
-    </w:p>
-    <w:p>
-      <w:pPr>
-        <w:spacing w:after="0" w:before="0"/>
-      </w:pPr>
-      <w:r>
-        <w:rPr>
-          <w:b w:val="0"/>
-          <w:sz w:val="22"/>
-        </w:rPr>
-        <w:t>(a) 22</w:t>
-      </w:r>
-    </w:p>
-    <w:p>
-      <w:pPr>
-        <w:spacing w:after="0" w:before="0"/>
-      </w:pPr>
-      <w:r>
-        <w:rPr>
-          <w:b w:val="0"/>
-          <w:sz w:val="22"/>
-        </w:rPr>
-        <w:t>(b) 16</w:t>
-      </w:r>
-    </w:p>
-    <w:p>
-      <w:pPr>
-        <w:spacing w:after="0" w:before="0"/>
-      </w:pPr>
-      <w:r>
-        <w:rPr>
-          <w:b w:val="0"/>
-          <w:sz w:val="22"/>
-        </w:rPr>
-        <w:t>(c) 24</w:t>
-      </w:r>
-    </w:p>
-    <w:p>
-      <w:pPr>
-        <w:spacing w:after="0" w:before="0"/>
-      </w:pPr>
-      <w:r>
-        <w:rPr>
-          <w:b w:val="0"/>
-          <w:sz w:val="22"/>
-        </w:rPr>
-        <w:t>(d) 20</w:t>
-      </w:r>
-    </w:p>
-    <w:p>
-      <w:pPr>
-        <w:spacing w:after="0" w:before="40"/>
-      </w:pPr>
-      <w:r>
-        <w:rPr>
-          <w:b/>
-          <w:sz w:val="22"/>
-        </w:rPr>
-        <w:t>Answer: b</w:t>
-      </w:r>
-    </w:p>
-    <w:p>
-      <w:pPr>
-        <w:spacing w:after="0" w:before="0"/>
-      </w:pPr>
-      <w:r>
-        <w:rPr>
-          <w:b w:val="0"/>
-          <w:sz w:val="21"/>
-        </w:rPr>
-        <w:t>Solution: Let x = number of 25-paise coins; then (40−x) 50-paise coins. 0.25x + 0.5(40−x) = 16 → 20 − 0.25x = 16 → x = 16.</w:t>
-      </w:r>
-    </w:p>
-    <w:p>
-      <w:pPr>
-        <w:spacing w:after="0" w:before="0"/>
-      </w:pPr>
-      <w:r>
-        <w:rPr>
-          <w:b w:val="0"/>
-          <w:sz w:val="20"/>
-        </w:rPr>
-        <w:t>Positive Marks: 1</w:t>
-      </w:r>
-    </w:p>
-    <w:p>
-      <w:pPr>
-        <w:spacing w:after="160" w:before="0"/>
-      </w:pPr>
-      <w:r>
-        <w:rPr>
-          <w:b w:val="0"/>
-          <w:sz w:val="20"/>
-        </w:rPr>
-        <w:t>Negative Marks: 0.25</w:t>
-      </w:r>
-    </w:p>
-    <w:p>
-      <w:pPr>
-        <w:spacing w:after="20" w:before="120"/>
-      </w:pPr>
-      <w:r>
-        <w:rPr>
-          <w:b/>
-          <w:sz w:val="22"/>
-        </w:rPr>
-        <w:t>Question: The Great Barrier Reef, the largest coral reef system, is located off the coast of:</w:t>
-      </w:r>
-    </w:p>
-    <w:p>
-      <w:pPr>
-        <w:spacing w:after="0" w:before="0"/>
-      </w:pPr>
-      <w:r>
-        <w:rPr>
-          <w:b w:val="0"/>
-          <w:sz w:val="22"/>
-        </w:rPr>
-        <w:t>(a) Brazil</w:t>
-      </w:r>
-    </w:p>
-    <w:p>
-      <w:pPr>
-        <w:spacing w:after="0" w:before="0"/>
-      </w:pPr>
-      <w:r>
-        <w:rPr>
-          <w:b w:val="0"/>
-          <w:sz w:val="22"/>
-        </w:rPr>
-        <w:t>(b) Australia</w:t>
-      </w:r>
-    </w:p>
-    <w:p>
-      <w:pPr>
-        <w:spacing w:after="0" w:before="0"/>
-      </w:pPr>
-      <w:r>
-        <w:rPr>
-          <w:b w:val="0"/>
-          <w:sz w:val="22"/>
-        </w:rPr>
-        <w:t>(c) Philippines</w:t>
-      </w:r>
-    </w:p>
-    <w:p>
-      <w:pPr>
-        <w:spacing w:after="0" w:before="0"/>
-      </w:pPr>
-      <w:r>
-        <w:rPr>
-          <w:b w:val="0"/>
-          <w:sz w:val="22"/>
-        </w:rPr>
-        <w:t>(d) Indonesia</w:t>
-      </w:r>
-    </w:p>
-    <w:p>
-      <w:pPr>
-        <w:spacing w:after="0" w:before="40"/>
-      </w:pPr>
-      <w:r>
-        <w:rPr>
-          <w:b/>
-          <w:sz w:val="22"/>
-        </w:rPr>
-        <w:t>Answer: b</w:t>
-      </w:r>
-    </w:p>
-    <w:p>
-      <w:pPr>
-        <w:spacing w:after="0" w:before="0"/>
-      </w:pPr>
-      <w:r>
-        <w:rPr>
-          <w:b w:val="0"/>
-          <w:sz w:val="21"/>
-        </w:rPr>
-        <w:t>Solution: The Great Barrier Reef lies off the north-eastern coast of Australia in the Coral Sea.</w:t>
-      </w:r>
-    </w:p>
-    <w:p>
-      <w:pPr>
-        <w:spacing w:after="0" w:before="0"/>
-      </w:pPr>
-      <w:r>
-        <w:rPr>
-          <w:b w:val="0"/>
-          <w:sz w:val="20"/>
-        </w:rPr>
-        <w:t>Positive Marks: 1</w:t>
-      </w:r>
-    </w:p>
-    <w:p>
-      <w:pPr>
-        <w:spacing w:after="160" w:before="0"/>
-      </w:pPr>
-      <w:r>
-        <w:rPr>
-          <w:b w:val="0"/>
-          <w:sz w:val="20"/>
-        </w:rPr>
-        <w:t>Negative Marks: 0.25</w:t>
+      <w:r>
+        <w:t xml:space="preserve">Question: Shimla is the capital of which Indian state?</w:t>
+      </w:r>
+    </w:p>
+    <w:p>
+      <w:r>
+        <w:t xml:space="preserve">(a) Himachal Pradesh</w:t>
+      </w:r>
+    </w:p>
+    <w:p>
+      <w:r>
+        <w:t xml:space="preserve">(b) Uttarakhand</w:t>
+      </w:r>
+    </w:p>
+    <w:p>
+      <w:r>
+        <w:t xml:space="preserve">(c) Punjab</w:t>
+      </w:r>
+    </w:p>
+    <w:p>
+      <w:r>
+        <w:t xml:space="preserve">(d) Haryana</w:t>
+      </w:r>
+    </w:p>
+    <w:p>
+      <w:r>
+        <w:t xml:space="preserve">Answer: a</w:t>
+      </w:r>
+    </w:p>
+    <w:p>
+      <w:r>
+        <w:t xml:space="preserve">Solution: ✅ Correct Answer: a</w:t>
+      </w:r>
+    </w:p>
+    <w:p>
+      <w:r>
+        <w:t xml:space="preserve">🧠 Clinical Rationale: Shimla is the summer capital and main capital of Himachal Pradesh, located in the Himalayan foothills. It was the summer capital of British India before independence.</w:t>
+      </w:r>
+    </w:p>
+    <w:p>
+      <w:r>
+        <w:t xml:space="preserve">❌ Why Not Other Options?</w:t>
+      </w:r>
+    </w:p>
+    <w:p>
+      <w:r>
+        <w:t xml:space="preserve">(b) — Uttarakhand's capital is Dehradun (winter capital: Bhararisain/Gairsain).</w:t>
+      </w:r>
+    </w:p>
+    <w:p>
+      <w:r>
+        <w:t xml:space="preserve">(c) — Punjab's capital is Chandigarh (shared with Haryana).</w:t>
+      </w:r>
+    </w:p>
+    <w:p>
+      <w:r>
+        <w:t xml:space="preserve">(d) — Haryana's capital is Chandigarh (administratively shared with Punjab).</w:t>
+      </w:r>
+    </w:p>
+    <w:p>
+      <w:r>
+        <w:t xml:space="preserve">⚠️ Exam Trap: The classic capital trap: Chandigarh is the capital of BOTH Punjab and Haryana; Shimla and Dehradun get interchanged — remember "Shimla = HP, Dehradun = UK."</w:t>
+      </w:r>
+    </w:p>
+    <w:p>
+      <w:r>
+        <w:t xml:space="preserve">💎 PNC Pearl: "Shimla sits in Himachal — the hill capital of a hill state."</w:t>
+      </w:r>
+    </w:p>
+    <w:p>
+      <w:r>
+        <w:t xml:space="preserve">Positive Marks: 1</w:t>
+      </w:r>
+    </w:p>
+    <w:p>
+      <w:r>
+        <w:t xml:space="preserve">Negative Marks: 0.25</w:t>
+      </w:r>
+    </w:p>
+    <w:p>
+      <w:r>
+        <w:t xml:space="preserve"/>
+      </w:r>
+    </w:p>
+    <w:p>
+      <w:r>
+        <w:t xml:space="preserve">Question: The first Indian to win an individual Olympic gold medal was</w:t>
+      </w:r>
+    </w:p>
+    <w:p>
+      <w:r>
+        <w:t xml:space="preserve">(a) Abhinav Bindra</w:t>
+      </w:r>
+    </w:p>
+    <w:p>
+      <w:r>
+        <w:t xml:space="preserve">(b) Milkha Singh</w:t>
+      </w:r>
+    </w:p>
+    <w:p>
+      <w:r>
+        <w:t xml:space="preserve">(c) P. T. Usha</w:t>
+      </w:r>
+    </w:p>
+    <w:p>
+      <w:r>
+        <w:t xml:space="preserve">(d) Dhyan Chand</w:t>
+      </w:r>
+    </w:p>
+    <w:p>
+      <w:r>
+        <w:t xml:space="preserve">Answer: a</w:t>
+      </w:r>
+    </w:p>
+    <w:p>
+      <w:r>
+        <w:t xml:space="preserve">Solution: ✅ Correct Answer: a</w:t>
+      </w:r>
+    </w:p>
+    <w:p>
+      <w:r>
+        <w:t xml:space="preserve">🧠 Clinical Rationale: Abhinav Bindra won India's first individual Olympic gold in the 10 m air rifle event at the Beijing 2008 Olympics, scoring 700.5 in the final.</w:t>
+      </w:r>
+    </w:p>
+    <w:p>
+      <w:r>
+        <w:t xml:space="preserve">❌ Why Not Other Options?</w:t>
+      </w:r>
+    </w:p>
+    <w:p>
+      <w:r>
+        <w:t xml:space="preserve">(b) — Milkha Singh ("Flying Sikh") won Commonwealth and Asian Games golds but never an Olympic gold (4th in Rome 1960).</w:t>
+      </w:r>
+    </w:p>
+    <w:p>
+      <w:r>
+        <w:t xml:space="preserve">(c) — P. T. Usha ("Payyoli Express") narrowly missed bronze at Los Angeles 1984 (4th in 400 m hurdles).</w:t>
+      </w:r>
+    </w:p>
+    <w:p>
+      <w:r>
+        <w:t xml:space="preserve">(d) — Dhyan Chand won Olympic golds in hockey (1928, 1932, 1936) but hockey is a team event, not an individual medal.</w:t>
+      </w:r>
+    </w:p>
+    <w:p>
+      <w:r>
+        <w:t xml:space="preserve">⚠️ Exam Trap: Note the word "individual" — India's earlier Olympic golds (hockey) were team events. Also know Neeraj Chopra's javelin gold at Tokyo 2020 (individual gold #2).</w:t>
+      </w:r>
+    </w:p>
+    <w:p>
+      <w:r>
+        <w:t xml:space="preserve">💎 PNC Pearl: "Bindra 2008, first individual gold — 'individual' is the keyword."</w:t>
+      </w:r>
+    </w:p>
+    <w:p>
+      <w:r>
+        <w:t xml:space="preserve">Positive Marks: 1</w:t>
+      </w:r>
+    </w:p>
+    <w:p>
+      <w:r>
+        <w:t xml:space="preserve">Negative Marks: 0.25</w:t>
+      </w:r>
+    </w:p>
+    <w:p>
+      <w:r>
+        <w:t xml:space="preserve"/>
+      </w:r>
+    </w:p>
+    <w:p>
+      <w:r>
+        <w:t xml:space="preserve">Question: The Kaziranga National Park in Assam is famous for the</w:t>
+      </w:r>
+    </w:p>
+    <w:p>
+      <w:r>
+        <w:t xml:space="preserve">(a) One-horned rhinoceros</w:t>
+      </w:r>
+    </w:p>
+    <w:p>
+      <w:r>
+        <w:t xml:space="preserve">(b) Royal Bengal tiger</w:t>
+      </w:r>
+    </w:p>
+    <w:p>
+      <w:r>
+        <w:t xml:space="preserve">(c) Asiatic lion</w:t>
+      </w:r>
+    </w:p>
+    <w:p>
+      <w:r>
+        <w:t xml:space="preserve">(d) Snow leopard</w:t>
+      </w:r>
+    </w:p>
+    <w:p>
+      <w:r>
+        <w:t xml:space="preserve">Answer: a</w:t>
+      </w:r>
+    </w:p>
+    <w:p>
+      <w:r>
+        <w:t xml:space="preserve">Solution: ✅ Correct Answer: a</w:t>
+      </w:r>
+    </w:p>
+    <w:p>
+      <w:r>
+        <w:t xml:space="preserve">🧠 Clinical Rationale: Kaziranga National Park in Assam hosts the world's largest population of the Indian one-horned rhinoceros and is a UNESCO World Heritage Site.</w:t>
+      </w:r>
+    </w:p>
+    <w:p>
+      <w:r>
+        <w:t xml:space="preserve">❌ Why Not Other Options?</w:t>
+      </w:r>
+    </w:p>
+    <w:p>
+      <w:r>
+        <w:t xml:space="preserve">(b) — Kaziranga does host tigers, but it is world-famous for the rhino, not the tiger.</w:t>
+      </w:r>
+    </w:p>
+    <w:p>
+      <w:r>
+        <w:t xml:space="preserve">(c) — The Asiatic lion is found only in Gir National Park, Gujarat.</w:t>
+      </w:r>
+    </w:p>
+    <w:p>
+      <w:r>
+        <w:t xml:space="preserve">(d) — The snow leopard lives in high-altitude Himalayan parks (Hemis, Nanda Devi, etc.).</w:t>
+      </w:r>
+    </w:p>
+    <w:p>
+      <w:r>
+        <w:t xml:space="preserve">⚠️ Exam Trap: National park–animal pairings are high-yield: Gir = lion, Kaziranga = one-horned rhino, Sundarbans = Royal Bengal tiger, Periyar = elephant.</w:t>
+      </w:r>
+    </w:p>
+    <w:p>
+      <w:r>
+        <w:t xml:space="preserve">💎 PNC Pearl: "Kaziranga = the rhino's home — one horn, one park."</w:t>
+      </w:r>
+    </w:p>
+    <w:p>
+      <w:r>
+        <w:t xml:space="preserve">Positive Marks: 1</w:t>
+      </w:r>
+    </w:p>
+    <w:p>
+      <w:r>
+        <w:t xml:space="preserve">Negative Marks: 0.25</w:t>
+      </w:r>
+    </w:p>
+    <w:p>
+      <w:r>
+        <w:t xml:space="preserve"/>
+      </w:r>
+    </w:p>
+    <w:p>
+      <w:r>
+        <w:t xml:space="preserve">Question: International Literacy Day is celebrated on</w:t>
+      </w:r>
+    </w:p>
+    <w:p>
+      <w:r>
+        <w:t xml:space="preserve">(a) September 8</w:t>
+      </w:r>
+    </w:p>
+    <w:p>
+      <w:r>
+        <w:t xml:space="preserve">(b) January 1</w:t>
+      </w:r>
+    </w:p>
+    <w:p>
+      <w:r>
+        <w:t xml:space="preserve">(c) May 5</w:t>
+      </w:r>
+    </w:p>
+    <w:p>
+      <w:r>
+        <w:t xml:space="preserve">(d) November 14</w:t>
+      </w:r>
+    </w:p>
+    <w:p>
+      <w:r>
+        <w:t xml:space="preserve">Answer: a</w:t>
+      </w:r>
+    </w:p>
+    <w:p>
+      <w:r>
+        <w:t xml:space="preserve">Solution: ✅ Correct Answer: a</w:t>
+      </w:r>
+    </w:p>
+    <w:p>
+      <w:r>
+        <w:t xml:space="preserve">🧠 Clinical Rationale: International Literacy Day, proclaimed by UNESCO, is observed every year on September 8 to highlight the importance of literacy as a human right and a foundation for learning.</w:t>
+      </w:r>
+    </w:p>
+    <w:p>
+      <w:r>
+        <w:t xml:space="preserve">❌ Why Not Other Options?</w:t>
+      </w:r>
+    </w:p>
+    <w:p>
+      <w:r>
+        <w:t xml:space="preserve">(b) — January 1 is New Year's Day.</w:t>
+      </w:r>
+    </w:p>
+    <w:p>
+      <w:r>
+        <w:t xml:space="preserve">(c) — May 5 is not a literacy-related UN day.</w:t>
+      </w:r>
+    </w:p>
+    <w:p>
+      <w:r>
+        <w:t xml:space="preserve">(d) — November 14 is Children's Day in India (Nehru's birthday), not Literacy Day.</w:t>
+      </w:r>
+    </w:p>
+    <w:p>
+      <w:r>
+        <w:t xml:space="preserve">⚠️ Exam Trap: Remember a cluster of September UN days: Literacy Day (Sept 8), World Suicide Prevention Day (Sept 10), World Heart Day (Sept 29). November 14 = Children's Day.</w:t>
+      </w:r>
+    </w:p>
+    <w:p>
+      <w:r>
+        <w:t xml:space="preserve">💎 PNC Pearl: "September 8 — eight = literate."</w:t>
+      </w:r>
+    </w:p>
+    <w:p>
+      <w:r>
+        <w:t xml:space="preserve">Positive Marks: 1</w:t>
+      </w:r>
+    </w:p>
+    <w:p>
+      <w:r>
+        <w:t xml:space="preserve">Negative Marks: 0.25</w:t>
+      </w:r>
+    </w:p>
+    <w:p>
+      <w:r>
+        <w:t xml:space="preserve"/>
+      </w:r>
+    </w:p>
+    <w:p>
+      <w:r>
+        <w:t xml:space="preserve">Question: A sum of Rs 5000 amounts to Rs 5500 in one year. The rate of simple interest is</w:t>
+      </w:r>
+    </w:p>
+    <w:p>
+      <w:r>
+        <w:t xml:space="preserve">(a) 10%</w:t>
+      </w:r>
+    </w:p>
+    <w:p>
+      <w:r>
+        <w:t xml:space="preserve">(b) 5%</w:t>
+      </w:r>
+    </w:p>
+    <w:p>
+      <w:r>
+        <w:t xml:space="preserve">(c) 15%</w:t>
+      </w:r>
+    </w:p>
+    <w:p>
+      <w:r>
+        <w:t xml:space="preserve">(d) 20%</w:t>
+      </w:r>
+    </w:p>
+    <w:p>
+      <w:r>
+        <w:t xml:space="preserve">Answer: a</w:t>
+      </w:r>
+    </w:p>
+    <w:p>
+      <w:r>
+        <w:t xml:space="preserve">Solution: ✅ Correct Answer: a</w:t>
+      </w:r>
+    </w:p>
+    <w:p>
+      <w:r>
+        <w:t xml:space="preserve">🧠 Clinical Rationale: Simple interest = Amount − Principal = 5500 − 5000 = Rs 500. Rate = (SI × 100) ÷ (P × T) = (500 × 100) ÷ (5000 × 1) = 10% per annum.</w:t>
+      </w:r>
+    </w:p>
+    <w:p>
+      <w:r>
+        <w:t xml:space="preserve">❌ Why Not Other Options?</w:t>
+      </w:r>
+    </w:p>
+    <w:p>
+      <w:r>
+        <w:t xml:space="preserve">(b) — 5% would give only 5000 × 5% = Rs 250 interest, not 500.</w:t>
+      </w:r>
+    </w:p>
+    <w:p>
+      <w:r>
+        <w:t xml:space="preserve">(c) — 15% would give Rs 750 interest, overshooting the given 500.</w:t>
+      </w:r>
+    </w:p>
+    <w:p>
+      <w:r>
+        <w:t xml:space="preserve">(d) — 20% would give Rs 1000 interest, double the actual.</w:t>
+      </w:r>
+    </w:p>
+    <w:p>
+      <w:r>
+        <w:t xml:space="preserve">⚠️ Exam Trap: Quick check method: interest 500 on principal 5000 in 1 year = 500/5000 = 10%. Memorize SI = PRT/100 and rearrange for R.</w:t>
+      </w:r>
+    </w:p>
+    <w:p>
+      <w:r>
+        <w:t xml:space="preserve">💎 PNC Pearl: "Interest over principal = rate: 500/5000 = 10%."</w:t>
+      </w:r>
+    </w:p>
+    <w:p>
+      <w:r>
+        <w:t xml:space="preserve">Positive Marks: 1</w:t>
+      </w:r>
+    </w:p>
+    <w:p>
+      <w:r>
+        <w:t xml:space="preserve">Negative Marks: 0.25</w:t>
+      </w:r>
+    </w:p>
+    <w:p>
+      <w:r>
+        <w:t xml:space="preserve"/>
+      </w:r>
+    </w:p>
+    <w:p>
+      <w:r>
+        <w:t xml:space="preserve">Question: Find the next number in the series: 3, 9, 27, 81, ?</w:t>
+      </w:r>
+    </w:p>
+    <w:p>
+      <w:r>
+        <w:t xml:space="preserve">(a) 162</w:t>
+      </w:r>
+    </w:p>
+    <w:p>
+      <w:r>
+        <w:t xml:space="preserve">(b) 243</w:t>
+      </w:r>
+    </w:p>
+    <w:p>
+      <w:r>
+        <w:t xml:space="preserve">(c) 324</w:t>
+      </w:r>
+    </w:p>
+    <w:p>
+      <w:r>
+        <w:t xml:space="preserve">(d) 405</w:t>
+      </w:r>
+    </w:p>
+    <w:p>
+      <w:r>
+        <w:t xml:space="preserve">Answer: b</w:t>
+      </w:r>
+    </w:p>
+    <w:p>
+      <w:r>
+        <w:t xml:space="preserve">Solution: ✅ Correct Answer: b</w:t>
+      </w:r>
+    </w:p>
+    <w:p>
+      <w:r>
+        <w:t xml:space="preserve">🧠 Clinical Rationale: Each term is multiplied by 3 (geometric progression with ratio 3): 3 → 9 → 27 → 81 → next = 81 × 3 = 243.</w:t>
+      </w:r>
+    </w:p>
+    <w:p>
+      <w:r>
+        <w:t xml:space="preserve">❌ Why Not Other Options?</w:t>
+      </w:r>
+    </w:p>
+    <w:p>
+      <w:r>
+        <w:t xml:space="preserve">(a) — 162 = 81 × 2, but the pattern ratio is 3, not 2.</w:t>
+      </w:r>
+    </w:p>
+    <w:p>
+      <w:r>
+        <w:t xml:space="preserve">(c) — 324 would come from multiplying by 4 (81 × 4).</w:t>
+      </w:r>
+    </w:p>
+    <w:p>
+      <w:r>
+        <w:t xml:space="preserve">(d) — 405 = 81 × 5, which does not follow the ×3 rule.</w:t>
+      </w:r>
+    </w:p>
+    <w:p>
+      <w:r>
+        <w:t xml:space="preserve">⚠️ Exam Trap: Spot the ratio first: equal multiplying factors indicate a geometric series. Also watch for alternating patterns in other series questions.</w:t>
+      </w:r>
+    </w:p>
+    <w:p>
+      <w:r>
+        <w:t xml:space="preserve">💎 PNC Pearl: "Times three every step — 3, 9, 27, 81, 243."</w:t>
+      </w:r>
+    </w:p>
+    <w:p>
+      <w:r>
+        <w:t xml:space="preserve">Positive Marks: 1</w:t>
+      </w:r>
+    </w:p>
+    <w:p>
+      <w:r>
+        <w:t xml:space="preserve">Negative Marks: 0.25</w:t>
+      </w:r>
+    </w:p>
+    <w:p>
+      <w:r>
+        <w:t xml:space="preserve"/>
+      </w:r>
+    </w:p>
+    <w:p>
+      <w:r>
+        <w:t xml:space="preserve">Question: The area of a triangle with a base of 10 cm and a height of 6 cm is</w:t>
+      </w:r>
+    </w:p>
+    <w:p>
+      <w:r>
+        <w:t xml:space="preserve">(a) 30 cm square</w:t>
+      </w:r>
+    </w:p>
+    <w:p>
+      <w:r>
+        <w:t xml:space="preserve">(b) 60 cm square</w:t>
+      </w:r>
+    </w:p>
+    <w:p>
+      <w:r>
+        <w:t xml:space="preserve">(c) 16 cm square</w:t>
+      </w:r>
+    </w:p>
+    <w:p>
+      <w:r>
+        <w:t xml:space="preserve">(d) 120 cm square</w:t>
+      </w:r>
+    </w:p>
+    <w:p>
+      <w:r>
+        <w:t xml:space="preserve">Answer: a</w:t>
+      </w:r>
+    </w:p>
+    <w:p>
+      <w:r>
+        <w:t xml:space="preserve">Solution: ✅ Correct Answer: a</w:t>
+      </w:r>
+    </w:p>
+    <w:p>
+      <w:r>
+        <w:t xml:space="preserve">🧠 Clinical Rationale: Area of a triangle = ½ × base × height = ½ × 10 × 6 = 30 cm². The ½ is essential — forgetting it is the classic error.</w:t>
+      </w:r>
+    </w:p>
+    <w:p>
+      <w:r>
+        <w:t xml:space="preserve">❌ Why Not Other Options?</w:t>
+      </w:r>
+    </w:p>
+    <w:p>
+      <w:r>
+        <w:t xml:space="preserve">(b) — 60 cm² results from forgetting to halve (10 × 6 = 60).</w:t>
+      </w:r>
+    </w:p>
+    <w:p>
+      <w:r>
+        <w:t xml:space="preserve">(c) — 16 comes from adding base + height (10 + 6), a meaningless operation here.</w:t>
+      </w:r>
+    </w:p>
+    <w:p>
+      <w:r>
+        <w:t xml:space="preserve">(d) — 120 = 10 × 6 × 2, from doubling instead of halving.</w:t>
+      </w:r>
+    </w:p>
+    <w:p>
+      <w:r>
+        <w:t xml:space="preserve">⚠️ Exam Trap: "Triangle area = ½ × b × h" — the ½ separates the correct answer from distractors 60 and 120. Rectangle = b × h (no half).</w:t>
+      </w:r>
+    </w:p>
+    <w:p>
+      <w:r>
+        <w:t xml:space="preserve">💎 PNC Pearl: "Half base times height — the triangle's ½ is sacred."</w:t>
+      </w:r>
+    </w:p>
+    <w:p>
+      <w:r>
+        <w:t xml:space="preserve">Positive Marks: 1</w:t>
+      </w:r>
+    </w:p>
+    <w:p>
+      <w:r>
+        <w:t xml:space="preserve">Negative Marks: 0.25</w:t>
+      </w:r>
+    </w:p>
+    <w:p>
+      <w:r>
+        <w:t xml:space="preserve"/>
+      </w:r>
+    </w:p>
+    <w:p>
+      <w:r>
+        <w:t xml:space="preserve">Question: The keyboard shortcut Ctrl + Shift + Esc opens the</w:t>
+      </w:r>
+    </w:p>
+    <w:p>
+      <w:r>
+        <w:t xml:space="preserve">(a) Task Manager</w:t>
+      </w:r>
+    </w:p>
+    <w:p>
+      <w:r>
+        <w:t xml:space="preserve">(b) Start menu</w:t>
+      </w:r>
+    </w:p>
+    <w:p>
+      <w:r>
+        <w:t xml:space="preserve">(c) Calculator</w:t>
+      </w:r>
+    </w:p>
+    <w:p>
+      <w:r>
+        <w:t xml:space="preserve">(d) Printer dialog</w:t>
+      </w:r>
+    </w:p>
+    <w:p>
+      <w:r>
+        <w:t xml:space="preserve">Answer: a</w:t>
+      </w:r>
+    </w:p>
+    <w:p>
+      <w:r>
+        <w:t xml:space="preserve">Solution: ✅ Correct Answer: a</w:t>
+      </w:r>
+    </w:p>
+    <w:p>
+      <w:r>
+        <w:t xml:space="preserve">🧠 Clinical Rationale: Ctrl + Shift + Esc opens the Windows Task Manager directly — the utility that shows running processes, performance, and lets you end unresponsive programs. Ctrl + Alt + Delete opens a security screen from which Task Manager can also be selected.</w:t>
+      </w:r>
+    </w:p>
+    <w:p>
+      <w:r>
+        <w:t xml:space="preserve">❌ Why Not Other Options?</w:t>
+      </w:r>
+    </w:p>
+    <w:p>
+      <w:r>
+        <w:t xml:space="preserve">(b) — The Start menu opens with the Windows key or Ctrl + Esc.</w:t>
+      </w:r>
+    </w:p>
+    <w:p>
+      <w:r>
+        <w:t xml:space="preserve">(c) — The Calculator opens from the Start menu or Win + R → "calc".</w:t>
+      </w:r>
+    </w:p>
+    <w:p>
+      <w:r>
+        <w:t xml:space="preserve">(d) — The printer dialog opens with Ctrl + P in most applications.</w:t>
+      </w:r>
+    </w:p>
+    <w:p>
+      <w:r>
+        <w:t xml:space="preserve">⚠️ Exam Trap: Shortcut twins to memorize: Ctrl+Shift+Esc = Task Manager (direct); Ctrl+Alt+Del = security options screen; Ctrl+P = print; Win key = Start.</w:t>
+      </w:r>
+    </w:p>
+    <w:p>
+      <w:r>
+        <w:t xml:space="preserve">💎 PNC Pearl: "Shift+Esc trio = Task Manager at your fingertips."</w:t>
+      </w:r>
+    </w:p>
+    <w:p>
+      <w:r>
+        <w:t xml:space="preserve">Positive Marks: 1</w:t>
+      </w:r>
+    </w:p>
+    <w:p>
+      <w:r>
+        <w:t xml:space="preserve">Negative Marks: 0.25</w:t>
+      </w:r>
+    </w:p>
+    <w:p>
+      <w:r>
+        <w:t xml:space="preserve"/>
+      </w:r>
+    </w:p>
+    <w:p>
+      <w:r>
+        <w:t xml:space="preserve">Question: Which of the following is a word-processing program?</w:t>
+      </w:r>
+    </w:p>
+    <w:p>
+      <w:r>
+        <w:t xml:space="preserve">(a) MS Word</w:t>
+      </w:r>
+    </w:p>
+    <w:p>
+      <w:r>
+        <w:t xml:space="preserve">(b) MS Paint</w:t>
+      </w:r>
+    </w:p>
+    <w:p>
+      <w:r>
+        <w:t xml:space="preserve">(c) Windows Media Player</w:t>
+      </w:r>
+    </w:p>
+    <w:p>
+      <w:r>
+        <w:t xml:space="preserve">(d) Calculator</w:t>
+      </w:r>
+    </w:p>
+    <w:p>
+      <w:r>
+        <w:t xml:space="preserve">Answer: a</w:t>
+      </w:r>
+    </w:p>
+    <w:p>
+      <w:r>
+        <w:t xml:space="preserve">Solution: ✅ Correct Answer: a</w:t>
+      </w:r>
+    </w:p>
+    <w:p>
+      <w:r>
+        <w:t xml:space="preserve">🧠 Clinical Rationale: MS Word is a word processor — software for creating, editing, and formatting text documents. Word processors belong to application software, alongside spreadsheets (Excel), presentations (PowerPoint), and browsers.</w:t>
+      </w:r>
+    </w:p>
+    <w:p>
+      <w:r>
+        <w:t xml:space="preserve">❌ Why Not Other Options?</w:t>
+      </w:r>
+    </w:p>
+    <w:p>
+      <w:r>
+        <w:t xml:space="preserve">(b) — MS Paint is a graphics/drawing program, not text processing.</w:t>
+      </w:r>
+    </w:p>
+    <w:p>
+      <w:r>
+        <w:t xml:space="preserve">(c) — Windows Media Player plays audio/video media.</w:t>
+      </w:r>
+    </w:p>
+    <w:p>
+      <w:r>
+        <w:t xml:space="preserve">(d) — Calculator performs arithmetic; it is not a document tool.</w:t>
+      </w:r>
+    </w:p>
+    <w:p>
+      <w:r>
+        <w:t xml:space="preserve">⚠️ Exam Trap: Classify application software correctly: Word/Excel/PowerPoint = Office suite; Paint = graphics; Media Player = multimedia. Word processors = document creation.</w:t>
+      </w:r>
+    </w:p>
+    <w:p>
+      <w:r>
+        <w:t xml:space="preserve">💎 PNC Pearl: "Word for words, Paint for pictures, Player for films."</w:t>
+      </w:r>
+    </w:p>
+    <w:p>
+      <w:r>
+        <w:t xml:space="preserve">Positive Marks: 1</w:t>
+      </w:r>
+    </w:p>
+    <w:p>
+      <w:r>
+        <w:t xml:space="preserve">Negative Marks: 0.25</w:t>
+      </w:r>
+    </w:p>
+    <w:p>
+      <w:r>
+        <w:t xml:space="preserve"/>
+      </w:r>
+    </w:p>
+    <w:p>
+      <w:r>
+        <w:t xml:space="preserve">Question: The "hardware" of a computer refers to</w:t>
+      </w:r>
+    </w:p>
+    <w:p>
+      <w:r>
+        <w:t xml:space="preserve">(a) The physical components of the computer</w:t>
+      </w:r>
+    </w:p>
+    <w:p>
+      <w:r>
+        <w:t xml:space="preserve">(b) The programs and software</w:t>
+      </w:r>
+    </w:p>
+    <w:p>
+      <w:r>
+        <w:t xml:space="preserve">(c) The internet connection</w:t>
+      </w:r>
+    </w:p>
+    <w:p>
+      <w:r>
+        <w:t xml:space="preserve">(d) The user</w:t>
+      </w:r>
+    </w:p>
+    <w:p>
+      <w:r>
+        <w:t xml:space="preserve">Answer: a</w:t>
+      </w:r>
+    </w:p>
+    <w:p>
+      <w:r>
+        <w:t xml:space="preserve">Solution: ✅ Correct Answer: a</w:t>
+      </w:r>
+    </w:p>
+    <w:p>
+      <w:r>
+        <w:t xml:space="preserve">🧠 Clinical Rationale: Hardware is the tangible, physical equipment of a computer — CPU, RAM, motherboard, hard disk, keyboard, monitor. Software is the intangible set of instructions (programs) that run on the hardware.</w:t>
+      </w:r>
+    </w:p>
+    <w:p>
+      <w:r>
+        <w:t xml:space="preserve">❌ Why Not Other Options?</w:t>
+      </w:r>
+    </w:p>
+    <w:p>
+      <w:r>
+        <w:t xml:space="preserve">(b) — Programs and software are the opposite of hardware; they are intangible instructions.</w:t>
+      </w:r>
+    </w:p>
+    <w:p>
+      <w:r>
+        <w:t xml:space="preserve">(c) — The internet is a network, not a hardware component of the computer itself.</w:t>
+      </w:r>
+    </w:p>
+    <w:p>
+      <w:r>
+        <w:t xml:space="preserve">(d) — The user is the person operating the computer, neither hardware nor software.</w:t>
+      </w:r>
+    </w:p>
+    <w:p>
+      <w:r>
+        <w:t xml:space="preserve">⚠️ Exam Trap: "Hardware = you can touch it; software = you can't." CPU = the brain (hardware); Windows/Word = software. This distinction is a favorite MCQ.</w:t>
+      </w:r>
+    </w:p>
+    <w:p>
+      <w:r>
+        <w:t xml:space="preserve">💎 PNC Pearl: "If you can drop it on your foot, it's hardware."</w:t>
+      </w:r>
+    </w:p>
+    <w:p>
+      <w:r>
+        <w:t xml:space="preserve">Positive Marks: 1</w:t>
+      </w:r>
+    </w:p>
+    <w:p>
+      <w:r>
+        <w:t xml:space="preserve">Negative Marks: 0.25</w:t>
+      </w:r>
+    </w:p>
+    <w:p>
+      <w:r>
+        <w:t xml:space="preserve">Question: The Rann of Kutch, a vast salt marsh, is located in</w:t>
+      </w:r>
+    </w:p>
+    <w:p>
+      <w:r>
+        <w:t xml:space="preserve">(a) Gujarat</w:t>
+      </w:r>
+    </w:p>
+    <w:p>
+      <w:r>
+        <w:t xml:space="preserve">(b) Rajasthan</w:t>
+      </w:r>
+    </w:p>
+    <w:p>
+      <w:r>
+        <w:t xml:space="preserve">(c) Odisha</w:t>
+      </w:r>
+    </w:p>
+    <w:p>
+      <w:r>
+        <w:t xml:space="preserve">(d) Tamil Nadu</w:t>
+      </w:r>
+    </w:p>
+    <w:p>
+      <w:r>
+        <w:t xml:space="preserve">Answer: a</w:t>
+      </w:r>
+    </w:p>
+    <w:p>
+      <w:r>
+        <w:t xml:space="preserve">Solution: ✅ Correct Answer: a</w:t>
+      </w:r>
+    </w:p>
+    <w:p>
+      <w:r>
+        <w:t xml:space="preserve">🧠 Clinical Rationale: The Great Rann of Kutch is a vast seasonal salt marsh in the Kutch district of Gujarat, bordering Pakistan. It is the largest salt desert in the world and floods with monsoon waters before drying to a white salt crust.</w:t>
+      </w:r>
+    </w:p>
+    <w:p>
+      <w:r>
+        <w:t xml:space="preserve">❌ Why Not Other Options?</w:t>
+      </w:r>
+    </w:p>
+    <w:p>
+      <w:r>
+        <w:t xml:space="preserve">(b) — Rajasthan has the Thar Desert, not the Rann of Kutch.</w:t>
+      </w:r>
+    </w:p>
+    <w:p>
+      <w:r>
+        <w:t xml:space="preserve">(c) — Odisha has the Chilika Lake (largest coastal lagoon), not the Rann.</w:t>
+      </w:r>
+    </w:p>
+    <w:p>
+      <w:r>
+        <w:t xml:space="preserve">(d) — Tamil Nadu has no salt marsh comparable to the Rann.</w:t>
+      </w:r>
+    </w:p>
+    <w:p>
+      <w:r>
+        <w:t xml:space="preserve">⚠️ Exam Trap: "Rann of Kutch = Gujarat" pairs with "Chilika = Odisha (largest brackish lagoon)." Also note the Rann hosts the famous white desert festival.</w:t>
+      </w:r>
+    </w:p>
+    <w:p>
+      <w:r>
+        <w:t xml:space="preserve">💎 PNC Pearl: "The salt desert shines in Kutch, Gujarat."</w:t>
+      </w:r>
+    </w:p>
+    <w:p>
+      <w:r>
+        <w:t xml:space="preserve">Positive Marks: 1</w:t>
+      </w:r>
+    </w:p>
+    <w:p>
+      <w:r>
+        <w:t xml:space="preserve">Negative Marks: 0.25</w:t>
+      </w:r>
+    </w:p>
+    <w:p>
+      <w:r>
+        <w:t xml:space="preserve"/>
+      </w:r>
+    </w:p>
+    <w:p>
+      <w:r>
+        <w:t xml:space="preserve">Question: The headquarters of the Indian Space Research Organisation (ISRO) is in</w:t>
+      </w:r>
+    </w:p>
+    <w:p>
+      <w:r>
+        <w:t xml:space="preserve">(a) Bengaluru</w:t>
+      </w:r>
+    </w:p>
+    <w:p>
+      <w:r>
+        <w:t xml:space="preserve">(b) Mumbai</w:t>
+      </w:r>
+    </w:p>
+    <w:p>
+      <w:r>
+        <w:t xml:space="preserve">(c) Hyderabad</w:t>
+      </w:r>
+    </w:p>
+    <w:p>
+      <w:r>
+        <w:t xml:space="preserve">(d) Thiruvananthapuram</w:t>
+      </w:r>
+    </w:p>
+    <w:p>
+      <w:r>
+        <w:t xml:space="preserve">Answer: a</w:t>
+      </w:r>
+    </w:p>
+    <w:p>
+      <w:r>
+        <w:t xml:space="preserve">Solution: ✅ Correct Answer: a</w:t>
+      </w:r>
+    </w:p>
+    <w:p>
+      <w:r>
+        <w:t xml:space="preserve">🧠 Clinical Rationale: ISRO's headquarters is in Bengaluru (Karnataka). Its launch facilities are at Sriharikota (Satish Dhawan Space Centre, Andhra Pradesh) and its main propulsion/spaceport center is at Thiruvananthapuram (VSSC).</w:t>
+      </w:r>
+    </w:p>
+    <w:p>
+      <w:r>
+        <w:t xml:space="preserve">❌ Why Not Other Options?</w:t>
+      </w:r>
+    </w:p>
+    <w:p>
+      <w:r>
+        <w:t xml:space="preserve">(b) — Mumbai hosts the Bhabha Atomic Research Centre (BARC), not ISRO HQ.</w:t>
+      </w:r>
+    </w:p>
+    <w:p>
+      <w:r>
+        <w:t xml:space="preserve">(c) — Hyderabad hosts DRDO and the National Remote Sensing Centre, not ISRO HQ.</w:t>
+      </w:r>
+    </w:p>
+    <w:p>
+      <w:r>
+        <w:t xml:space="preserve">(d) — Thiruvananthapuram hosts VSSC (Vikram Sarabhai Space Centre) — an ISRO center, but not the headquarters.</w:t>
+      </w:r>
+    </w:p>
+    <w:p>
+      <w:r>
+        <w:t xml:space="preserve">⚠️ Exam Trap: Separate "headquarters (Bengaluru)" from "launch site (Sriharikota)" — these are interchanged in exams. Also know ISRO was founded in 1969.</w:t>
+      </w:r>
+    </w:p>
+    <w:p>
+      <w:r>
+        <w:t xml:space="preserve">💎 PNC Pearl: "ISRO thinks in Bengaluru, launches from Sriharikota."</w:t>
+      </w:r>
+    </w:p>
+    <w:p>
+      <w:r>
+        <w:t xml:space="preserve">Positive Marks: 1</w:t>
+      </w:r>
+    </w:p>
+    <w:p>
+      <w:r>
+        <w:t xml:space="preserve">Negative Marks: 0.25</w:t>
+      </w:r>
+    </w:p>
+    <w:p>
+      <w:r>
+        <w:t xml:space="preserve"/>
+      </w:r>
+    </w:p>
+    <w:p>
+      <w:r>
+        <w:t xml:space="preserve">Question: The number of Vedas in ancient Indian literature is</w:t>
+      </w:r>
+    </w:p>
+    <w:p>
+      <w:r>
+        <w:t xml:space="preserve">(a) 4</w:t>
+      </w:r>
+    </w:p>
+    <w:p>
+      <w:r>
+        <w:t xml:space="preserve">(b) 2</w:t>
+      </w:r>
+    </w:p>
+    <w:p>
+      <w:r>
+        <w:t xml:space="preserve">(c) 6</w:t>
+      </w:r>
+    </w:p>
+    <w:p>
+      <w:r>
+        <w:t xml:space="preserve">(d) 10</w:t>
+      </w:r>
+    </w:p>
+    <w:p>
+      <w:r>
+        <w:t xml:space="preserve">Answer: a</w:t>
+      </w:r>
+    </w:p>
+    <w:p>
+      <w:r>
+        <w:t xml:space="preserve">Solution: ✅ Correct Answer: a</w:t>
+      </w:r>
+    </w:p>
+    <w:p>
+      <w:r>
+        <w:t xml:space="preserve">🧠 Clinical Rationale: There are four Vedas — the Rigveda (oldest, hymns), Samaveda (melodies), Yajurveda (sacrificial formulas), and Atharvaveda (spells and charms). They are the oldest scriptures of Hinduism, composed around 1500–1200 BCE.</w:t>
+      </w:r>
+    </w:p>
+    <w:p>
+      <w:r>
+        <w:t xml:space="preserve">❌ Why Not Other Options?</w:t>
+      </w:r>
+    </w:p>
+    <w:p>
+      <w:r>
+        <w:t xml:space="preserve">(b) — Two is not the count; the fourfold division is classical.</w:t>
+      </w:r>
+    </w:p>
+    <w:p>
+      <w:r>
+        <w:t xml:space="preserve">(c) — Six refers to the Vedangas (auxiliary sciences), not the Vedas.</w:t>
+      </w:r>
+    </w:p>
+    <w:p>
+      <w:r>
+        <w:t xml:space="preserve">(d) — Ten is associated with the ten Upanishads commonly studied, or the Dasa Granth, not the Vedas.</w:t>
+      </w:r>
+    </w:p>
+    <w:p>
+      <w:r>
+        <w:t xml:space="preserve">⚠️ Exam Trap: "4 Vedas, 108 Upanishads, 6 Vedangas, 18 Puranas" — keep these numbers separate. Rigveda is the oldest; Sama is the 'Veda of music.'</w:t>
+      </w:r>
+    </w:p>
+    <w:p>
+      <w:r>
+        <w:t xml:space="preserve">💎 PNC Pearl: "Four Vedas: Rig, Sama, Yajur, Atharva — remember 'RSYA'."</w:t>
+      </w:r>
+    </w:p>
+    <w:p>
+      <w:r>
+        <w:t xml:space="preserve">Positive Marks: 1</w:t>
+      </w:r>
+    </w:p>
+    <w:p>
+      <w:r>
+        <w:t xml:space="preserve">Negative Marks: 0.25</w:t>
+      </w:r>
+    </w:p>
+    <w:p>
+      <w:r>
+        <w:t xml:space="preserve"/>
+      </w:r>
+    </w:p>
+    <w:p>
+      <w:r>
+        <w:t xml:space="preserve">Question: The highest common factor (HCF) of 12 and 18 is</w:t>
+      </w:r>
+    </w:p>
+    <w:p>
+      <w:r>
+        <w:t xml:space="preserve">(a) 6</w:t>
+      </w:r>
+    </w:p>
+    <w:p>
+      <w:r>
+        <w:t xml:space="preserve">(b) 3</w:t>
+      </w:r>
+    </w:p>
+    <w:p>
+      <w:r>
+        <w:t xml:space="preserve">(c) 9</w:t>
+      </w:r>
+    </w:p>
+    <w:p>
+      <w:r>
+        <w:t xml:space="preserve">(d) 12</w:t>
+      </w:r>
+    </w:p>
+    <w:p>
+      <w:r>
+        <w:t xml:space="preserve">Answer: a</w:t>
+      </w:r>
+    </w:p>
+    <w:p>
+      <w:r>
+        <w:t xml:space="preserve">Solution: ✅ Correct Answer: a</w:t>
+      </w:r>
+    </w:p>
+    <w:p>
+      <w:r>
+        <w:t xml:space="preserve">🧠 Clinical Rationale: Factors of 12: 1, 2, 3, 4, 6, 12. Factors of 18: 1, 2, 3, 6, 9, 18. The common factors are 1, 2, 3, 6 — the highest is 6. HCF is also called GCD (greatest common divisor).</w:t>
+      </w:r>
+    </w:p>
+    <w:p>
+      <w:r>
+        <w:t xml:space="preserve">❌ Why Not Other Options?</w:t>
+      </w:r>
+    </w:p>
+    <w:p>
+      <w:r>
+        <w:t xml:space="preserve">(b) — 3 is a common factor but not the highest.</w:t>
+      </w:r>
+    </w:p>
+    <w:p>
+      <w:r>
+        <w:t xml:space="preserve">(c) — 9 divides 18 but does not divide 12, so it cannot be common.</w:t>
+      </w:r>
+    </w:p>
+    <w:p>
+      <w:r>
+        <w:t xml:space="preserve">(d) — 12 divides 12 but not 18, so it is not common.</w:t>
+      </w:r>
+    </w:p>
+    <w:p>
+      <w:r>
+        <w:t xml:space="preserve">⚠️ Exam Trap: HCF = largest number dividing BOTH. Quick method: prime factors — 12 = 2²×3, 18 = 2×3², common = 2×3 = 6. LCM would be 36 (a common distractor).</w:t>
+      </w:r>
+    </w:p>
+    <w:p>
+      <w:r>
+        <w:t xml:space="preserve">💎 PNC Pearl: "HCF picks the biggest common piece — 6 cuts both 12 and 18."</w:t>
+      </w:r>
+    </w:p>
+    <w:p>
+      <w:r>
+        <w:t xml:space="preserve">Positive Marks: 1</w:t>
+      </w:r>
+    </w:p>
+    <w:p>
+      <w:r>
+        <w:t xml:space="preserve">Negative Marks: 0.25</w:t>
+      </w:r>
+    </w:p>
+    <w:p>
+      <w:r>
+        <w:t xml:space="preserve"/>
+      </w:r>
+    </w:p>
+    <w:p>
+      <w:r>
+        <w:t xml:space="preserve">Question: A car uses 8 liters of petrol to travel 100 km. How many liters will it need to travel 250 km?</w:t>
+      </w:r>
+    </w:p>
+    <w:p>
+      <w:r>
+        <w:t xml:space="preserve">(a) 16 liters</w:t>
+      </w:r>
+    </w:p>
+    <w:p>
+      <w:r>
+        <w:t xml:space="preserve">(b) 20 liters</w:t>
+      </w:r>
+    </w:p>
+    <w:p>
+      <w:r>
+        <w:t xml:space="preserve">(c) 24 liters</w:t>
+      </w:r>
+    </w:p>
+    <w:p>
+      <w:r>
+        <w:t xml:space="preserve">(d) 32 liters</w:t>
+      </w:r>
+    </w:p>
+    <w:p>
+      <w:r>
+        <w:t xml:space="preserve">Answer: b</w:t>
+      </w:r>
+    </w:p>
+    <w:p>
+      <w:r>
+        <w:t xml:space="preserve">Solution: ✅ Correct Answer: b</w:t>
+      </w:r>
+    </w:p>
+    <w:p>
+      <w:r>
+        <w:t xml:space="preserve">🧠 Clinical Rationale: This is a direct proportion: 100 km needs 8 L, so 250 km needs (8 × 250) ÷ 100 = 2000 ÷ 100 = 20 liters. The consumption rate is 8 L/100 km (8 km per liter).</w:t>
+      </w:r>
+    </w:p>
+    <w:p>
+      <w:r>
+        <w:t xml:space="preserve">❌ Why Not Other Options?</w:t>
+      </w:r>
+    </w:p>
+    <w:p>
+      <w:r>
+        <w:t xml:space="preserve">(a) — 16 L would cover only 200 km at this rate.</w:t>
+      </w:r>
+    </w:p>
+    <w:p>
+      <w:r>
+        <w:t xml:space="preserve">(c) — 24 L is a common wrong answer from misusing the 8:100 ratio (thinking 8×3).</w:t>
+      </w:r>
+    </w:p>
+    <w:p>
+      <w:r>
+        <w:t xml:space="preserve">(d) — 32 L would cover 400 km — double the required distance.</w:t>
+      </w:r>
+    </w:p>
+    <w:p>
+      <w:r>
+        <w:t xml:space="preserve">⚠️ Exam Trap: Unitary method: first find liters per km (8/100 = 0.08 L/km), then multiply by 250. Proportional reasoning beats guesswork.</w:t>
+      </w:r>
+    </w:p>
+    <w:p>
+      <w:r>
+        <w:t xml:space="preserve">💎 PNC Pearl: "8 per 100 → 20 per 250: scale up by the same ratio."</w:t>
+      </w:r>
+    </w:p>
+    <w:p>
+      <w:r>
+        <w:t xml:space="preserve">Positive Marks: 1</w:t>
+      </w:r>
+    </w:p>
+    <w:p>
+      <w:r>
+        <w:t xml:space="preserve">Negative Marks: 0.25</w:t>
+      </w:r>
+    </w:p>
+    <w:p>
+      <w:r>
+        <w:t xml:space="preserve"/>
+      </w:r>
+    </w:p>
+    <w:p>
+      <w:r>
+        <w:t xml:space="preserve">Question: Find the next number in the series: 100, 90, 81, 73, 66, ?</w:t>
+      </w:r>
+    </w:p>
+    <w:p>
+      <w:r>
+        <w:t xml:space="preserve">(a) 58</w:t>
+      </w:r>
+    </w:p>
+    <w:p>
+      <w:r>
+        <w:t xml:space="preserve">(b) 60</w:t>
+      </w:r>
+    </w:p>
+    <w:p>
+      <w:r>
+        <w:t xml:space="preserve">(c) 61</w:t>
+      </w:r>
+    </w:p>
+    <w:p>
+      <w:r>
+        <w:t xml:space="preserve">(d) 62</w:t>
+      </w:r>
+    </w:p>
+    <w:p>
+      <w:r>
+        <w:t xml:space="preserve">Answer: b</w:t>
+      </w:r>
+    </w:p>
+    <w:p>
+      <w:r>
+        <w:t xml:space="preserve">Solution: ✅ Correct Answer: b</w:t>
+      </w:r>
+    </w:p>
+    <w:p>
+      <w:r>
+        <w:t xml:space="preserve">🧠 Clinical Rationale: The differences form a decreasing sequence: 100−90 = 10, 90−81 = 9, 81−73 = 8, 73−66 = 7. The differences reduce by 1 each step, so the next difference is 6: 66 − 6 = 60.</w:t>
+      </w:r>
+    </w:p>
+    <w:p>
+      <w:r>
+        <w:t xml:space="preserve">❌ Why Not Other Options?</w:t>
+      </w:r>
+    </w:p>
+    <w:p>
+      <w:r>
+        <w:t xml:space="preserve">(a) — 58 would follow a difference of 8, but differences are decreasing (10, 9, 8, 7, 6).</w:t>
+      </w:r>
+    </w:p>
+    <w:p>
+      <w:r>
+        <w:t xml:space="preserve">(c) — 61 comes from subtracting 5 instead of the required 6.</w:t>
+      </w:r>
+    </w:p>
+    <w:p>
+      <w:r>
+        <w:t xml:space="preserve">(d) — 62 comes from subtracting only 4.</w:t>
+      </w:r>
+    </w:p>
+    <w:p>
+      <w:r>
+        <w:t xml:space="preserve">⚠️ Exam Trap: Always compute successive differences first; if they form a pattern (constant, increasing, or decreasing by a fixed amount), extend it. Here the differences are 10, 9, 8, 7, 6.</w:t>
+      </w:r>
+    </w:p>
+    <w:p>
+      <w:r>
+        <w:t xml:space="preserve">💎 PNC Pearl: "Differences shrink by one: 10, 9, 8, 7, then 6 → answer 60."</w:t>
+      </w:r>
+    </w:p>
+    <w:p>
+      <w:r>
+        <w:t xml:space="preserve">Positive Marks: 1</w:t>
+      </w:r>
+    </w:p>
+    <w:p>
+      <w:r>
+        <w:t xml:space="preserve">Negative Marks: 0.25</w:t>
+      </w:r>
+    </w:p>
+    <w:p>
+      <w:r>
+        <w:t xml:space="preserve"/>
+      </w:r>
+    </w:p>
+    <w:p>
+      <w:r>
+        <w:t xml:space="preserve">Question: If the length of a rectangle is doubled and its breadth is halved, the area</w:t>
+      </w:r>
+    </w:p>
+    <w:p>
+      <w:r>
+        <w:t xml:space="preserve">(a) Remains the same</w:t>
+      </w:r>
+    </w:p>
+    <w:p>
+      <w:r>
+        <w:t xml:space="preserve">(b) Doubles</w:t>
+      </w:r>
+    </w:p>
+    <w:p>
+      <w:r>
+        <w:t xml:space="preserve">(c) Becomes four times</w:t>
+      </w:r>
+    </w:p>
+    <w:p>
+      <w:r>
+        <w:t xml:space="preserve">(d) Becomes half</w:t>
+      </w:r>
+    </w:p>
+    <w:p>
+      <w:r>
+        <w:t xml:space="preserve">Answer: a</w:t>
+      </w:r>
+    </w:p>
+    <w:p>
+      <w:r>
+        <w:t xml:space="preserve">Solution: ✅ Correct Answer: a</w:t>
+      </w:r>
+    </w:p>
+    <w:p>
+      <w:r>
+        <w:t xml:space="preserve">🧠 Clinical Rationale: Area = length × breadth. New area = (2 × length) × (breadth ÷ 2) = 2 × ½ × (length × breadth) = original area. The doubling and halving cancel each other out.</w:t>
+      </w:r>
+    </w:p>
+    <w:p>
+      <w:r>
+        <w:t xml:space="preserve">❌ Why Not Other Options?</w:t>
+      </w:r>
+    </w:p>
+    <w:p>
+      <w:r>
+        <w:t xml:space="preserve">(b) — Doubling only one dimension doubles area; here the other dimension is halved too.</w:t>
+      </w:r>
+    </w:p>
+    <w:p>
+      <w:r>
+        <w:t xml:space="preserve">(c) — Quadrupling needs both dimensions doubled (2 × 2 = 4).</w:t>
+      </w:r>
+    </w:p>
+    <w:p>
+      <w:r>
+        <w:t xml:space="preserve">(d) — Halving needs one dimension halved without compensation.</w:t>
+      </w:r>
+    </w:p>
+    <w:p>
+      <w:r>
+        <w:t xml:space="preserve">⚠️ Exam Trap: Think in multipliers: length ×2 and breadth ×½ gives 2 × ½ = 1 — area unchanged. A favorite trick is asking after BOTH changes, not just one.</w:t>
+      </w:r>
+    </w:p>
+    <w:p>
+      <w:r>
+        <w:t xml:space="preserve">💎 PNC Pearl: "Double one side, halve the other — area stays put."</w:t>
+      </w:r>
+    </w:p>
+    <w:p>
+      <w:r>
+        <w:t xml:space="preserve">Positive Marks: 1</w:t>
+      </w:r>
+    </w:p>
+    <w:p>
+      <w:r>
+        <w:t xml:space="preserve">Negative Marks: 0.25</w:t>
+      </w:r>
+    </w:p>
+    <w:p>
+      <w:r>
+        <w:t xml:space="preserve"/>
+      </w:r>
+    </w:p>
+    <w:p>
+      <w:r>
+        <w:t xml:space="preserve">Question: A "pixel" is the</w:t>
+      </w:r>
+    </w:p>
+    <w:p>
+      <w:r>
+        <w:t xml:space="preserve">(a) Smallest unit of a digital image</w:t>
+      </w:r>
+    </w:p>
+    <w:p>
+      <w:r>
+        <w:t xml:space="preserve">(b) Largest unit of memory</w:t>
+      </w:r>
+    </w:p>
+    <w:p>
+      <w:r>
+        <w:t xml:space="preserve">(c) Type of printer</w:t>
+      </w:r>
+    </w:p>
+    <w:p>
+      <w:r>
+        <w:t xml:space="preserve">(d) Brand of monitor</w:t>
+      </w:r>
+    </w:p>
+    <w:p>
+      <w:r>
+        <w:t xml:space="preserve">Answer: a</w:t>
+      </w:r>
+    </w:p>
+    <w:p>
+      <w:r>
+        <w:t xml:space="preserve">Solution: ✅ Correct Answer: a</w:t>
+      </w:r>
+    </w:p>
+    <w:p>
+      <w:r>
+        <w:t xml:space="preserve">🧠 Clinical Rationale: A pixel (picture element) is the smallest controllable unit of a digital image — a tiny dot of color. Image resolution is expressed as pixels (e.g., 1920 × 1080), meaning 1920 pixels wide by 1080 high.</w:t>
+      </w:r>
+    </w:p>
+    <w:p>
+      <w:r>
+        <w:t xml:space="preserve">❌ Why Not Other Options?</w:t>
+      </w:r>
+    </w:p>
+    <w:p>
+      <w:r>
+        <w:t xml:space="preserve">(b) — Memory units run from bits and bytes up to terabytes; a pixel is not a memory unit.</w:t>
+      </w:r>
+    </w:p>
+    <w:p>
+      <w:r>
+        <w:t xml:space="preserve">(c) — Printers are devices (laser, inkjet, dot matrix); a pixel is not a printer type.</w:t>
+      </w:r>
+    </w:p>
+    <w:p>
+      <w:r>
+        <w:t xml:space="preserve">(d) — A pixel is not a monitor brand; brands are Samsung, LG, Dell, etc.</w:t>
+      </w:r>
+    </w:p>
+    <w:p>
+      <w:r>
+        <w:t xml:space="preserve">⚠️ Exam Trap: "Pixel = smallest picture element; resolution = number of pixels." More pixels = sharper image. Megapixel = one million pixels (camera sensor size).</w:t>
+      </w:r>
+    </w:p>
+    <w:p>
+      <w:r>
+        <w:t xml:space="preserve">💎 PNC Pearl: "Pixel = the tiniest dot that builds every digital picture."</w:t>
+      </w:r>
+    </w:p>
+    <w:p>
+      <w:r>
+        <w:t xml:space="preserve">Positive Marks: 1</w:t>
+      </w:r>
+    </w:p>
+    <w:p>
+      <w:r>
+        <w:t xml:space="preserve">Negative Marks: 0.25</w:t>
+      </w:r>
+    </w:p>
+    <w:p>
+      <w:r>
+        <w:t xml:space="preserve"/>
+      </w:r>
+    </w:p>
+    <w:p>
+      <w:r>
+        <w:t xml:space="preserve">Question: An "attachment" in an e-mail refers to</w:t>
+      </w:r>
+    </w:p>
+    <w:p>
+      <w:r>
+        <w:t xml:space="preserve">(a) A file sent along with the message</w:t>
+      </w:r>
+    </w:p>
+    <w:p>
+      <w:r>
+        <w:t xml:space="preserve">(b) The sender's name</w:t>
+      </w:r>
+    </w:p>
+    <w:p>
+      <w:r>
+        <w:t xml:space="preserve">(c) The subject line</w:t>
+      </w:r>
+    </w:p>
+    <w:p>
+      <w:r>
+        <w:t xml:space="preserve">(d) The server address</w:t>
+      </w:r>
+    </w:p>
+    <w:p>
+      <w:r>
+        <w:t xml:space="preserve">Answer: a</w:t>
+      </w:r>
+    </w:p>
+    <w:p>
+      <w:r>
+        <w:t xml:space="preserve">Solution: ✅ Correct Answer: a</w:t>
+      </w:r>
+    </w:p>
+    <w:p>
+      <w:r>
+        <w:t xml:space="preserve">🧠 Clinical Rationale: An e-mail attachment is a file (document, image, spreadsheet, PDF) sent together with the message body. The recipient sees a paperclip icon indicating an attached file, which can be downloaded and opened.</w:t>
+      </w:r>
+    </w:p>
+    <w:p>
+      <w:r>
+        <w:t xml:space="preserve">❌ Why Not Other Options?</w:t>
+      </w:r>
+    </w:p>
+    <w:p>
+      <w:r>
+        <w:t xml:space="preserve">(b) — The sender's name appears in the "From" field, not as an attachment.</w:t>
+      </w:r>
+    </w:p>
+    <w:p>
+      <w:r>
+        <w:t xml:space="preserve">(c) — The subject line is the one-line summary of the mail's topic.</w:t>
+      </w:r>
+    </w:p>
+    <w:p>
+      <w:r>
+        <w:t xml:space="preserve">(d) — The server address routes the mail; it is technical routing data.</w:t>
+      </w:r>
+    </w:p>
+    <w:p>
+      <w:r>
+        <w:t xml:space="preserve">⚠️ Exam Trap: Email anatomy: To/From/CC/BCC/Subject/Body/Attachment. The paperclip symbol = attachment; CC = carbon copy (others can see), BCC = blind copy (others can't).</w:t>
+      </w:r>
+    </w:p>
+    <w:p>
+      <w:r>
+        <w:t xml:space="preserve">💎 PNC Pearl: "Paperclip in mail = a file hitchhiking with your message."</w:t>
+      </w:r>
+    </w:p>
+    <w:p>
+      <w:r>
+        <w:t xml:space="preserve">Positive Marks: 1</w:t>
+      </w:r>
+    </w:p>
+    <w:p>
+      <w:r>
+        <w:t xml:space="preserve">Negative Marks: 0.25</w:t>
+      </w:r>
+    </w:p>
+    <w:p>
+      <w:r>
+        <w:t xml:space="preserve"/>
+      </w:r>
+    </w:p>
+    <w:p>
+      <w:r>
+        <w:t xml:space="preserve">Question: A computer should be shut down by</w:t>
+      </w:r>
+    </w:p>
+    <w:p>
+      <w:r>
+        <w:t xml:space="preserve">(a) Using the proper shutdown option in the Start menu</w:t>
+      </w:r>
+    </w:p>
+    <w:p>
+      <w:r>
+        <w:t xml:space="preserve">(b) Pressing the power button forcibly at all times</w:t>
+      </w:r>
+    </w:p>
+    <w:p>
+      <w:r>
+        <w:t xml:space="preserve">(c) Pulling out the power cord</w:t>
+      </w:r>
+    </w:p>
+    <w:p>
+      <w:r>
+        <w:t xml:space="preserve">(d) Closing the lid abruptly</w:t>
+      </w:r>
+    </w:p>
+    <w:p>
+      <w:r>
+        <w:t xml:space="preserve">Answer: a</w:t>
+      </w:r>
+    </w:p>
+    <w:p>
+      <w:r>
+        <w:t xml:space="preserve">Solution: ✅ Correct Answer: a</w:t>
+      </w:r>
+    </w:p>
+    <w:p>
+      <w:r>
+        <w:t xml:space="preserve">🧠 Clinical Rationale: The proper shutdown procedure closes running programs, flushes cached data to disk, and safely powers down hardware. This prevents file corruption and data loss.</w:t>
+      </w:r>
+    </w:p>
+    <w:p>
+      <w:r>
+        <w:t xml:space="preserve">❌ Why Not Other Options?</w:t>
+      </w:r>
+    </w:p>
+    <w:p>
+      <w:r>
+        <w:t xml:space="preserve">(b) — Forcibly holding the power button cuts power instantly, risking unsaved data and file corruption.</w:t>
+      </w:r>
+    </w:p>
+    <w:p>
+      <w:r>
+        <w:t xml:space="preserve">(c) — Pulling the power cord is an emergency measure only; it can damage the file system.</w:t>
+      </w:r>
+    </w:p>
+    <w:p>
+      <w:r>
+        <w:t xml:space="preserve">(d) — Closing the lid abruptly on a desktop does nothing orderly; on a laptop it may suspend without saving.</w:t>
+      </w:r>
+    </w:p>
+    <w:p>
+      <w:r>
+        <w:t xml:space="preserve">⚠️ Exam Trap: "Safe shutdown = Start menu → Power → Shut down." Emergency cases (freeze) justify force-off, but normal shutdown must be orderly.</w:t>
+      </w:r>
+    </w:p>
+    <w:p>
+      <w:r>
+        <w:t xml:space="preserve">💎 PNC Pearl: "Give the computer a gentle goodnight — Start, Power, Shut down."</w:t>
+      </w:r>
+    </w:p>
+    <w:p>
+      <w:r>
+        <w:t xml:space="preserve">Positive Marks: 1</w:t>
+      </w:r>
+    </w:p>
+    <w:p>
+      <w:r>
+        <w:t xml:space="preserve">Negative Marks: 0.25</w:t>
       </w:r>
     </w:p>
     <w:sectPr>
       <w:pgSz w:w="12240" w:h="15840"/>
-      <w:pgMar w:top="864" w:right="1008" w:bottom="864" w:left="1008" w:header="720" w:footer="720" w:gutter="0"/>
+      <w:pgMar w:top="1440" w:right="1800" w:bottom="1440" w:left="1800" w:header="720" w:footer="720" w:gutter="0"/>
       <w:cols w:space="720"/>
       <w:docGrid w:linePitch="360"/>
     </w:sectPr>
@@ -2535,10 +2065,6 @@
     <w:name w:val="Normal"/>
     <w:qFormat/>
     <w:rsid w:val="00FC693F"/>
-    <w:rPr>
-      <w:rFonts w:ascii="Calibri" w:hAnsi="Calibri"/>
-      <w:sz w:val="22"/>
-    </w:rPr>
   </w:style>
   <w:style w:type="paragraph" w:styleId="Header">
     <w:name w:val="header"/>
